--- a/resumes/Zukowski_Resume_Asset_Management.docx
+++ b/resumes/Zukowski_Resume_Asset_Management.docx
@@ -47,7 +47,7 @@
             <w:sz w:val="19"/>
             <w:szCs w:val="19"/>
           </w:rPr>
-          <w:t xml:space="preserve">tokenization.systems</w:t>
+          <w:t xml:space="preserve">Tokenization.Systems</w:t>
         </w:r>
       </w:hyperlink>
       <w:r>

--- a/resumes/Zukowski_Resume_Asset_Management.docx
+++ b/resumes/Zukowski_Resume_Asset_Management.docx
@@ -116,7 +116,6 @@
       <w:r>
         <w:rPr>
           <w:rFonts w:ascii="Arial" w:cs="Arial" w:eastAsia="Arial" w:hAnsi="Arial"/>
-          <w:i/>
           <w:color w:val="444444"/>
           <w:sz w:val="18"/>
           <w:szCs w:val="19"/>
@@ -226,7 +225,19 @@
         <w:t>Minimum Viable Equivalence Pack</w:t>
       </w:r>
       <w:r>
-        <w:t xml:space="preserve"> (MVEP) for institutional tokenization diligence, programmable monetary-policy design (Adaptive Tokenomics), governance concentration, and operational risk in token economies.</w:t>
+        <w:t xml:space="preserve"> (MVEP) for institutional tokenization diligence, programmable monetary-policy design (</w:t>
+      </w:r>
+      <w:hyperlink r:id="rId6">
+        <w:r>
+          <w:rPr>
+            <w:rStyle w:val="Hyperlink"/>
+            <w:b/>
+          </w:rPr>
+          <w:t xml:space="preserve">Adaptive Tokenomics</w:t>
+        </w:r>
+      </w:hyperlink>
+      <w:r>
+        <w:t>), governance concentration, and operational risk in token economies.</w:t>
       </w:r>
     </w:p>
     <w:p>
@@ -237,7 +248,7 @@
       <w:r>
         <w:t xml:space="preserve">• Contributed eight comment letters across a federal regulatory program (OCC bank stablecoin engagement </w:t>
       </w:r>
-      <w:hyperlink r:id="rId6">
+      <w:hyperlink r:id="rId7">
         <w:r>
           <w:rPr>
             <w:rStyle w:val="Hyperlink"/>
@@ -248,7 +259,7 @@
       <w:r>
         <w:t xml:space="preserve"> plus </w:t>
       </w:r>
-      <w:hyperlink r:id="rId7">
+      <w:hyperlink r:id="rId8">
         <w:r>
           <w:rPr>
             <w:rStyle w:val="Hyperlink"/>
@@ -259,7 +270,7 @@
       <w:r>
         <w:t xml:space="preserve">; </w:t>
       </w:r>
-      <w:hyperlink r:id="rId8">
+      <w:hyperlink r:id="rId10">
         <w:r>
           <w:rPr>
             <w:rStyle w:val="Hyperlink"/>
@@ -270,7 +281,7 @@
       <w:r>
         <w:t xml:space="preserve">; FDIC payment-stablecoin reserve standards </w:t>
       </w:r>
-      <w:hyperlink r:id="rId10">
+      <w:hyperlink r:id="rId11">
         <w:r>
           <w:rPr>
             <w:rStyle w:val="Hyperlink"/>
@@ -281,7 +292,7 @@
       <w:r>
         <w:t xml:space="preserve"> and stablecoin-subsidiary issuance approvals </w:t>
       </w:r>
-      <w:hyperlink r:id="rId11">
+      <w:hyperlink r:id="rId12">
         <w:r>
           <w:rPr>
             <w:rStyle w:val="Hyperlink"/>
@@ -292,7 +303,7 @@
       <w:r>
         <w:t xml:space="preserve">; FinCEN AML/CFT </w:t>
       </w:r>
-      <w:hyperlink r:id="rId12">
+      <w:hyperlink r:id="rId13">
         <w:r>
           <w:rPr>
             <w:rStyle w:val="Hyperlink"/>
@@ -303,7 +314,7 @@
       <w:r>
         <w:t xml:space="preserve">; FinCEN-OFAC PPSI sanctions </w:t>
       </w:r>
-      <w:hyperlink r:id="rId13">
+      <w:hyperlink r:id="rId14">
         <w:r>
           <w:rPr>
             <w:rStyle w:val="Hyperlink"/>
@@ -314,7 +325,7 @@
       <w:r>
         <w:t xml:space="preserve">; joint banking AML/CFT </w:t>
       </w:r>
-      <w:hyperlink r:id="rId14">
+      <w:hyperlink r:id="rId15">
         <w:r>
           <w:rPr>
             <w:rStyle w:val="Hyperlink"/>
@@ -325,7 +336,7 @@
       <w:r>
         <w:t xml:space="preserve">); </w:t>
       </w:r>
-      <w:hyperlink r:id="rId15">
+      <w:hyperlink r:id="rId16">
         <w:r>
           <w:rPr>
             <w:rStyle w:val="Hyperlink"/>
@@ -336,7 +347,7 @@
       <w:r>
         <w:t xml:space="preserve"> submitted to the Federal Reserve Fifth Conference on the Dollar's International Roles (Jun 2026); </w:t>
       </w:r>
-      <w:hyperlink r:id="rId16">
+      <w:hyperlink r:id="rId17">
         <w:r>
           <w:rPr>
             <w:rStyle w:val="Hyperlink"/>
@@ -434,9 +445,9 @@
         <w:ind w:left="320" w:hanging="160"/>
       </w:pPr>
       <w:r>
-        <w:t xml:space="preserve">• Advised 100 portfolio companies 1-on-1 on token mechanism design (stablecoin reserves, governance-token allocation and concentration, yield wrappers, burn/emission dynamics); standards captured in </w:t>
-      </w:r>
-      <w:hyperlink r:id="rId17">
+        <w:t xml:space="preserve">• Advised 100 portfolio companies 1-on-1 on token mechanism design (stablecoin reserves, governance-token allocation and incentive design, yield wrappers, burn/emission dynamics); standards defined in </w:t>
+      </w:r>
+      <w:hyperlink r:id="rId18">
         <w:r>
           <w:rPr>
             <w:rStyle w:val="Hyperlink"/>
@@ -491,7 +502,7 @@
         <w:ind w:left="320" w:hanging="160"/>
       </w:pPr>
       <w:r>
-        <w:t>• Translated regulatory change (GENIUS, CLARITY, Singapore MAS, MiCA, state money-transmitter and trust-charter regimes) into product, reserve, routing, and compliance decisions across U.S., Singapore, Cayman / BVI / Bermuda, and EU; coordinated cross-functional partner work spanning Product / Engineering, Risk (operational-risk taxonomy), and Legal / Compliance.</w:t>
+        <w:t>• Translated regulatory change (GENIUS, CLARITY, Singapore MAS, MiCA, state money-transmitter and trust-charter regimes) into product, reserve, routing, and compliance decisions across U.S., Singapore, Cayman / BVI / Bermuda, and EU; coordinated cross-functional partner work spanning Product / Engineering, Risk (operational-risk taxonomy), and Legal.</w:t>
       </w:r>
     </w:p>
     <w:p>
@@ -522,7 +533,7 @@
       <w:r>
         <w:t xml:space="preserve">• </w:t>
       </w:r>
-      <w:hyperlink r:id="rId18">
+      <w:hyperlink r:id="rId19">
         <w:r>
           <w:rPr>
             <w:rStyle w:val="Hyperlink"/>
@@ -532,7 +543,7 @@
         </w:r>
       </w:hyperlink>
       <w:r>
-        <w:t xml:space="preserve"> SSRN. Ten-category institutional diligence standard; finds bank-chartered stablecoin issuers face ~22x the regulatory capital requirements of money-transmitter-chartered issuers at $40B scale.</w:t>
+        <w:t xml:space="preserve"> Ten-category institutional diligence standard; finds bank-chartered stablecoin issuers face ~22x the regulatory capital requirements of money-transmitter-chartered issuers at $40B scale.</w:t>
       </w:r>
     </w:p>
     <w:p>
@@ -543,7 +554,7 @@
       <w:r>
         <w:t xml:space="preserve">• </w:t>
       </w:r>
-      <w:hyperlink r:id="rId19">
+      <w:hyperlink r:id="rId20">
         <w:r>
           <w:rPr>
             <w:rStyle w:val="Hyperlink"/>
@@ -553,7 +564,7 @@
         </w:r>
       </w:hyperlink>
       <w:r>
-        <w:t xml:space="preserve"> SSRN. Differential MVEP strength across Regulated Collateral Circuit, Multi-Issuer Yield Stack, and Tokenized Equity Rails; Securitize as cross-strategy concentration risk.</w:t>
+        <w:t xml:space="preserve"> Each of three strategies satisfies different MVEP categories with measurably different strength (Regulated Collateral Circuit, Multi-Issuer Yield Stack, Tokenized Equity Rails); Securitize as cross-strategy concentration risk.</w:t>
       </w:r>
     </w:p>
     <w:p>
@@ -564,7 +575,7 @@
       <w:r>
         <w:t xml:space="preserve">• </w:t>
       </w:r>
-      <w:hyperlink r:id="rId20">
+      <w:hyperlink r:id="rId21">
         <w:r>
           <w:rPr>
             <w:rStyle w:val="Hyperlink"/>
@@ -574,7 +585,7 @@
         </w:r>
       </w:hyperlink>
       <w:r>
-        <w:t xml:space="preserve"> SSRN. Cross-product framework for major dollar-denominated digital products; CLII / MVEP decoupling; stress propagation through dependency chains (SVB, Circle pool, Paxos).</w:t>
+        <w:t xml:space="preserve"> Cross-product framework for major dollar-denominated digital products; CLII / MVEP decoupling; stress propagation through dependency chains (SVB, Circle pool, Paxos).</w:t>
       </w:r>
     </w:p>
     <w:p>
@@ -585,7 +596,7 @@
       <w:r>
         <w:t xml:space="preserve">• </w:t>
       </w:r>
-      <w:hyperlink r:id="rId15">
+      <w:hyperlink r:id="rId16">
         <w:r>
           <w:rPr>
             <w:rStyle w:val="Hyperlink"/>
@@ -595,7 +606,7 @@
         </w:r>
       </w:hyperlink>
       <w:r>
-        <w:t xml:space="preserve"> SSRN; submitted to Federal Reserve / FRBNY Fifth Conference on the Dollar's International Roles (Jun 2026). Gateway concentration; CLII across 19 gateways including Visa Direct-adjacent paths.</w:t>
+        <w:t xml:space="preserve"> Submitted to Federal Reserve / FRBNY Fifth Conference on the Dollar's International Roles (Jun 2026). Gateway concentration; CLII across 19 gateways including Visa Direct-adjacent paths.</w:t>
       </w:r>
     </w:p>
     <w:p>
@@ -606,7 +617,7 @@
       <w:r>
         <w:t xml:space="preserve">• </w:t>
       </w:r>
-      <w:hyperlink r:id="rId21">
+      <w:hyperlink r:id="rId6">
         <w:r>
           <w:rPr>
             <w:rStyle w:val="Hyperlink"/>
@@ -616,7 +627,7 @@
         </w:r>
       </w:hyperlink>
       <w:r>
-        <w:t xml:space="preserve"> SSRN. Industrial control engineering (PID controller) applied to token-supply emission as programmable monetary-policy mechanism; 240-scenario Monte Carlo simulation; cuts worst-case supply volatility ~6x under competitor-shock attack.</w:t>
+        <w:t xml:space="preserve"> Industrial control engineering (PID controller) applied to token-supply emission as programmable monetary-policy mechanism; 240-scenario Monte Carlo simulation; cuts worst-case supply volatility ~6x under competitor-shock attack.</w:t>
       </w:r>
     </w:p>
     <w:p>
@@ -637,7 +648,7 @@
         </w:r>
       </w:hyperlink>
       <w:r>
-        <w:t xml:space="preserve"> SSRN. Operational-risk taxonomy (74 risk vectors, 64 testable controls, 31 program objectives) mapped to a 624-scenario battery; Lido V3 staking-vault case study.</w:t>
+        <w:t xml:space="preserve"> Operational-risk taxonomy (74 risk vectors, 64 testable controls, 31 program objectives) mapped to a 624-scenario battery; Lido V3 staking-vault case study.</w:t>
       </w:r>
     </w:p>
     <w:p>
@@ -648,7 +659,7 @@
       <w:r>
         <w:t xml:space="preserve">• </w:t>
       </w:r>
-      <w:hyperlink r:id="rId16">
+      <w:hyperlink r:id="rId17">
         <w:r>
           <w:rPr>
             <w:rStyle w:val="Hyperlink"/>
@@ -658,7 +669,7 @@
         </w:r>
       </w:hyperlink>
       <w:r>
-        <w:t xml:space="preserve"> SSRN; in peer review at Frontiers in Blockchain. 37-protocol multivariate analysis: initial token allocation does not predict governance concentration; protocol sector does (DePIN protocols are significantly more concentrated than DeFi; large effect size).</w:t>
+        <w:t xml:space="preserve"> In peer review at Frontiers in Blockchain. 40-protocol cross-section: initial token allocation does not predict governance concentration; protocol sector does (DePIN significantly more concentrated than DeFi; Cohen's d = 0.96).</w:t>
       </w:r>
     </w:p>
     <w:p>
@@ -679,7 +690,7 @@
         </w:r>
       </w:hyperlink>
       <w:r>
-        <w:t xml:space="preserve"> SSRN. Burn-mechanism design (not network size) drives demand concentration; coalition-power analysis extends standard concentration measures for single-address risk.</w:t>
+        <w:t xml:space="preserve"> Burn-mechanism design (carrier contracts vs. subscriptions) drives demand concentration: Helium's carrier-contract model concentrates ~90% of token burns in 5 purchasers (HHI 0.22) despite ~1M hotspots; coalition-power analysis extends standard concentration measures for single-address risk.</w:t>
       </w:r>
     </w:p>
     <w:p>
@@ -726,7 +737,7 @@
         <w:t>Data:</w:t>
       </w:r>
       <w:r>
-        <w:t xml:space="preserve"> Dune Analytics, Nansen Pro, Artemis, DefiLlama, CoinGecko, Helius (Solana), Spacescope, Blockscout, Token Terminal, SEC filing monitoring</w:t>
+        <w:t xml:space="preserve"> Dune Analytics, Nansen Pro, Artemis, DefiLlama, CoinGecko, Helius (Solana), Spacescope, Blockscout, Token Terminal; automated SEC filing and press release monitoring + data extraction</w:t>
       </w:r>
     </w:p>
     <w:p>
@@ -740,7 +751,7 @@
         <w:t>Stack:</w:t>
       </w:r>
       <w:r>
-        <w:t xml:space="preserve"> Python (pandas, statsmodels, scipy, matplotlib), SQL (DuneSQL, Trino), JavaScript / TypeScript; 14 custom Python MCP servers for real-time data feeds, n8n, Apify, Git / GitHub</w:t>
+        <w:t xml:space="preserve"> Python (pandas, statsmodels, scipy, matplotlib), R (fixest, did, synthdid), SQL (DuneSQL, Trino), JavaScript / TypeScript; 14 custom Python MCP servers (FRED, DefiLlama, CoinGecko, Helius, Blockscout, Tally, Dune, Spacescope, Nansen, GitHub) for real-time feeds; Claude.ai + Claude Code + Cursor with 36-skill library and 17-file living-knowledge architecture; n8n, Apify, Git / GitHub</w:t>
       </w:r>
     </w:p>
     <w:p>
@@ -785,7 +796,7 @@
       <w:r>
         <w:t xml:space="preserve">• </w:t>
       </w:r>
-      <w:hyperlink r:id="rId17">
+      <w:hyperlink r:id="rId18">
         <w:r>
           <w:rPr>
             <w:rStyle w:val="Hyperlink"/>
@@ -842,7 +853,7 @@
           <w:sz w:val="19"/>
           <w:szCs w:val="19"/>
         </w:rPr>
-        <w:t xml:space="preserve"> | B.S.B.A., Business Administration (Magna Cum Laude)</w:t>
+        <w:t xml:space="preserve"> | B.S.B.A., Business Administration (Magna Cum Laude) · Investment Club President</w:t>
       </w:r>
       <w:r>
         <w:rPr>
@@ -875,7 +886,7 @@
           <w:sz w:val="18"/>
           <w:szCs w:val="18"/>
         </w:rPr>
-        <w:t xml:space="preserve">Investment Club President | Lingnan University, Hong Kong (Exchange)</w:t>
+        <w:t>Lingnan University, Hong Kong (Exchange)</w:t>
       </w:r>
     </w:p>
     <w:sectPr>

--- a/resumes/Zukowski_Resume_Asset_Management.docx
+++ b/resumes/Zukowski_Resume_Asset_Management.docx
@@ -737,7 +737,7 @@
         <w:t>Data:</w:t>
       </w:r>
       <w:r>
-        <w:t xml:space="preserve"> Dune Analytics, Nansen Pro, Artemis, DefiLlama, CoinGecko, Helius (Solana), Spacescope, Blockscout, Token Terminal; automated SEC filing and press release monitoring + data extraction</w:t>
+        <w:t xml:space="preserve"> Dune Analytics, Nansen Pro, Artemis, DefiLlama, CoinGecko, Helius (Solana), Etherscan, Blockscout (EVM), Spacescope, Token Terminal, Tally (DAO governance), rated.network, Beaconcha.in (validator data), FRED (macro); automated SEC filing and press release monitoring</w:t>
       </w:r>
     </w:p>
     <w:p>
@@ -751,7 +751,7 @@
         <w:t>Stack:</w:t>
       </w:r>
       <w:r>
-        <w:t xml:space="preserve"> Python (pandas, statsmodels, scipy, matplotlib), R (fixest, did, synthdid), SQL (DuneSQL, Trino), JavaScript / TypeScript; 14 custom Python MCP servers (FRED, DefiLlama, CoinGecko, Helius, Blockscout, Tally, Dune, Spacescope, Nansen, GitHub) for real-time feeds; Claude.ai + Claude Code + Cursor with 36-skill library and 17-file living-knowledge architecture; n8n, Apify, Git / GitHub</w:t>
+        <w:t xml:space="preserve"> Python (pandas, statsmodels, scipy, matplotlib), R (fixest, did, synthdid), SQL (DuneSQL, Trino), JavaScript / TypeScript; 14 custom Python MCP servers wrapping the data sources above plus GitHub; Claude.ai + Claude Code + Cursor with 36-skill library and 17-file living-knowledge architecture; n8n, Apify, Git / GitHub</w:t>
       </w:r>
     </w:p>
     <w:p>

--- a/resumes/Zukowski_Resume_Asset_Management.docx
+++ b/resumes/Zukowski_Resume_Asset_Management.docx
@@ -209,25 +209,31 @@
       <w:r>
         <w:t xml:space="preserve">• Authored an eight-paper SSRN-live research program covering the </w:t>
       </w:r>
-      <w:r>
-        <w:rPr>
-          <w:b/>
-        </w:rPr>
-        <w:t>Control Layer Intensity Index</w:t>
-      </w:r>
+      <w:hyperlink r:id="rId6">
+        <w:r>
+          <w:rPr>
+            <w:rStyle w:val="Hyperlink"/>
+            <w:b/>
+          </w:rPr>
+          <w:t xml:space="preserve">Control Layer Intensity Index</w:t>
+        </w:r>
+      </w:hyperlink>
       <w:r>
         <w:t xml:space="preserve"> (CLII) for gateway concentration, the </w:t>
       </w:r>
-      <w:r>
-        <w:rPr>
-          <w:b/>
-        </w:rPr>
-        <w:t>Minimum Viable Equivalence Pack</w:t>
-      </w:r>
+      <w:hyperlink r:id="rId7">
+        <w:r>
+          <w:rPr>
+            <w:rStyle w:val="Hyperlink"/>
+            <w:b/>
+          </w:rPr>
+          <w:t xml:space="preserve">Minimum Viable Equivalence Pack</w:t>
+        </w:r>
+      </w:hyperlink>
       <w:r>
         <w:t xml:space="preserve"> (MVEP) for institutional tokenization diligence, programmable monetary-policy design (</w:t>
       </w:r>
-      <w:hyperlink r:id="rId6">
+      <w:hyperlink r:id="rId8">
         <w:r>
           <w:rPr>
             <w:rStyle w:val="Hyperlink"/>
@@ -237,7 +243,29 @@
         </w:r>
       </w:hyperlink>
       <w:r>
-        <w:t>), governance concentration, and operational risk in token economies.</w:t>
+        <w:t xml:space="preserve">), </w:t>
+      </w:r>
+      <w:hyperlink r:id="rId10">
+        <w:r>
+          <w:rPr>
+            <w:rStyle w:val="Hyperlink"/>
+          </w:rPr>
+          <w:t xml:space="preserve">governance concentration</w:t>
+        </w:r>
+      </w:hyperlink>
+      <w:r>
+        <w:t xml:space="preserve">, and </w:t>
+      </w:r>
+      <w:hyperlink r:id="rId11">
+        <w:r>
+          <w:rPr>
+            <w:rStyle w:val="Hyperlink"/>
+          </w:rPr>
+          <w:t xml:space="preserve">operational risk in token economies</w:t>
+        </w:r>
+      </w:hyperlink>
+      <w:r>
+        <w:t>.</w:t>
       </w:r>
     </w:p>
     <w:p>
@@ -248,7 +276,7 @@
       <w:r>
         <w:t xml:space="preserve">• Contributed eight comment letters across a federal regulatory program (OCC bank stablecoin engagement </w:t>
       </w:r>
-      <w:hyperlink r:id="rId7">
+      <w:hyperlink r:id="rId12">
         <w:r>
           <w:rPr>
             <w:rStyle w:val="Hyperlink"/>
@@ -259,7 +287,7 @@
       <w:r>
         <w:t xml:space="preserve"> plus </w:t>
       </w:r>
-      <w:hyperlink r:id="rId8">
+      <w:hyperlink r:id="rId13">
         <w:r>
           <w:rPr>
             <w:rStyle w:val="Hyperlink"/>
@@ -270,84 +298,84 @@
       <w:r>
         <w:t xml:space="preserve">; </w:t>
       </w:r>
+      <w:hyperlink r:id="rId14">
+        <w:r>
+          <w:rPr>
+            <w:rStyle w:val="Hyperlink"/>
+          </w:rPr>
+          <w:t xml:space="preserve">Treasury GENIUS Act state similarity</w:t>
+        </w:r>
+      </w:hyperlink>
+      <w:r>
+        <w:t xml:space="preserve">; FDIC payment-stablecoin reserve standards </w:t>
+      </w:r>
+      <w:hyperlink r:id="rId15">
+        <w:r>
+          <w:rPr>
+            <w:rStyle w:val="Hyperlink"/>
+          </w:rPr>
+          <w:t xml:space="preserve">RIN 3064-AG19</w:t>
+        </w:r>
+      </w:hyperlink>
+      <w:r>
+        <w:t xml:space="preserve"> and stablecoin-subsidiary issuance approvals </w:t>
+      </w:r>
+      <w:hyperlink r:id="rId16">
+        <w:r>
+          <w:rPr>
+            <w:rStyle w:val="Hyperlink"/>
+          </w:rPr>
+          <w:t xml:space="preserve">RIN 3064-AG20</w:t>
+        </w:r>
+      </w:hyperlink>
+      <w:r>
+        <w:t xml:space="preserve">; FinCEN AML/CFT </w:t>
+      </w:r>
+      <w:hyperlink r:id="rId17">
+        <w:r>
+          <w:rPr>
+            <w:rStyle w:val="Hyperlink"/>
+          </w:rPr>
+          <w:t xml:space="preserve">FINCEN-2026-0034</w:t>
+        </w:r>
+      </w:hyperlink>
+      <w:r>
+        <w:t xml:space="preserve">; FinCEN-OFAC PPSI sanctions </w:t>
+      </w:r>
+      <w:hyperlink r:id="rId18">
+        <w:r>
+          <w:rPr>
+            <w:rStyle w:val="Hyperlink"/>
+          </w:rPr>
+          <w:t xml:space="preserve">FINCEN-2026-0100</w:t>
+        </w:r>
+      </w:hyperlink>
+      <w:r>
+        <w:t xml:space="preserve">; joint banking AML/CFT </w:t>
+      </w:r>
+      <w:hyperlink r:id="rId19">
+        <w:r>
+          <w:rPr>
+            <w:rStyle w:val="Hyperlink"/>
+          </w:rPr>
+          <w:t xml:space="preserve">91 FR 18304</w:t>
+        </w:r>
+      </w:hyperlink>
+      <w:r>
+        <w:t xml:space="preserve">); </w:t>
+      </w:r>
+      <w:hyperlink r:id="rId20">
+        <w:r>
+          <w:rPr>
+            <w:rStyle w:val="Hyperlink"/>
+          </w:rPr>
+          <w:t xml:space="preserve">Routing the Dollar</w:t>
+        </w:r>
+      </w:hyperlink>
+      <w:r>
+        <w:t xml:space="preserve"> submitted to the Federal Reserve Fifth Conference on the Dollar's International Roles (Jun 2026); </w:t>
+      </w:r>
       <w:hyperlink r:id="rId10">
-        <w:r>
-          <w:rPr>
-            <w:rStyle w:val="Hyperlink"/>
-          </w:rPr>
-          <w:t xml:space="preserve">Treasury GENIUS Act state similarity</w:t>
-        </w:r>
-      </w:hyperlink>
-      <w:r>
-        <w:t xml:space="preserve">; FDIC payment-stablecoin reserve standards </w:t>
-      </w:r>
-      <w:hyperlink r:id="rId11">
-        <w:r>
-          <w:rPr>
-            <w:rStyle w:val="Hyperlink"/>
-          </w:rPr>
-          <w:t xml:space="preserve">RIN 3064-AG19</w:t>
-        </w:r>
-      </w:hyperlink>
-      <w:r>
-        <w:t xml:space="preserve"> and stablecoin-subsidiary issuance approvals </w:t>
-      </w:r>
-      <w:hyperlink r:id="rId12">
-        <w:r>
-          <w:rPr>
-            <w:rStyle w:val="Hyperlink"/>
-          </w:rPr>
-          <w:t xml:space="preserve">RIN 3064-AG20</w:t>
-        </w:r>
-      </w:hyperlink>
-      <w:r>
-        <w:t xml:space="preserve">; FinCEN AML/CFT </w:t>
-      </w:r>
-      <w:hyperlink r:id="rId13">
-        <w:r>
-          <w:rPr>
-            <w:rStyle w:val="Hyperlink"/>
-          </w:rPr>
-          <w:t xml:space="preserve">FINCEN-2026-0034</w:t>
-        </w:r>
-      </w:hyperlink>
-      <w:r>
-        <w:t xml:space="preserve">; FinCEN-OFAC PPSI sanctions </w:t>
-      </w:r>
-      <w:hyperlink r:id="rId14">
-        <w:r>
-          <w:rPr>
-            <w:rStyle w:val="Hyperlink"/>
-          </w:rPr>
-          <w:t xml:space="preserve">FINCEN-2026-0100</w:t>
-        </w:r>
-      </w:hyperlink>
-      <w:r>
-        <w:t xml:space="preserve">; joint banking AML/CFT </w:t>
-      </w:r>
-      <w:hyperlink r:id="rId15">
-        <w:r>
-          <w:rPr>
-            <w:rStyle w:val="Hyperlink"/>
-          </w:rPr>
-          <w:t xml:space="preserve">91 FR 18304</w:t>
-        </w:r>
-      </w:hyperlink>
-      <w:r>
-        <w:t xml:space="preserve">); </w:t>
-      </w:r>
-      <w:hyperlink r:id="rId16">
-        <w:r>
-          <w:rPr>
-            <w:rStyle w:val="Hyperlink"/>
-          </w:rPr>
-          <w:t xml:space="preserve">Routing the Dollar</w:t>
-        </w:r>
-      </w:hyperlink>
-      <w:r>
-        <w:t xml:space="preserve"> submitted to the Federal Reserve Fifth Conference on the Dollar's International Roles (Jun 2026); </w:t>
-      </w:r>
-      <w:hyperlink r:id="rId17">
         <w:r>
           <w:rPr>
             <w:rStyle w:val="Hyperlink"/>
@@ -447,7 +475,7 @@
       <w:r>
         <w:t xml:space="preserve">• Advised 100 portfolio companies 1-on-1 on token mechanism design (stablecoin reserves, governance-token allocation and incentive design, yield wrappers, burn/emission dynamics); standards defined in </w:t>
       </w:r>
-      <w:hyperlink r:id="rId18">
+      <w:hyperlink r:id="rId21">
         <w:r>
           <w:rPr>
             <w:rStyle w:val="Hyperlink"/>
@@ -533,7 +561,7 @@
       <w:r>
         <w:t xml:space="preserve">• </w:t>
       </w:r>
-      <w:hyperlink r:id="rId19">
+      <w:hyperlink r:id="rId7">
         <w:r>
           <w:rPr>
             <w:rStyle w:val="Hyperlink"/>
@@ -554,17 +582,59 @@
       <w:r>
         <w:t xml:space="preserve">• </w:t>
       </w:r>
+      <w:hyperlink r:id="rId22">
+        <w:r>
+          <w:rPr>
+            <w:rStyle w:val="Hyperlink"/>
+            <w:b/>
+          </w:rPr>
+          <w:t xml:space="preserve">Three Tokenization Strategies.</w:t>
+        </w:r>
+      </w:hyperlink>
+      <w:r>
+        <w:t xml:space="preserve"> Each of three strategies satisfies different MVEP categories with measurably different strength (Regulated Collateral Circuit, Multi-Issuer Yield Stack, Tokenized Equity Rails); Securitize as cross-strategy concentration risk.</w:t>
+      </w:r>
+    </w:p>
+    <w:p>
+      <w:pPr>
+        <w:spacing w:after="28" w:before="60"/>
+        <w:ind w:left="320" w:hanging="160"/>
+      </w:pPr>
+      <w:r>
+        <w:t xml:space="preserve">• </w:t>
+      </w:r>
+      <w:hyperlink r:id="rId23">
+        <w:r>
+          <w:rPr>
+            <w:rStyle w:val="Hyperlink"/>
+            <w:b/>
+          </w:rPr>
+          <w:t xml:space="preserve">Seven Dollars.</w:t>
+        </w:r>
+      </w:hyperlink>
+      <w:r>
+        <w:t xml:space="preserve"> Cross-product framework for major dollar-denominated digital products; CLII / MVEP decoupling; stress propagation through dependency chains (SVB, Circle pool, Paxos).</w:t>
+      </w:r>
+    </w:p>
+    <w:p>
+      <w:pPr>
+        <w:spacing w:after="28" w:before="60"/>
+        <w:ind w:left="320" w:hanging="160"/>
+      </w:pPr>
+      <w:r>
+        <w:t xml:space="preserve">• </w:t>
+      </w:r>
       <w:hyperlink r:id="rId20">
         <w:r>
           <w:rPr>
             <w:rStyle w:val="Hyperlink"/>
             <w:b/>
           </w:rPr>
-          <w:t xml:space="preserve">Three Tokenization Strategies.</w:t>
-        </w:r>
-      </w:hyperlink>
-      <w:r>
-        <w:t xml:space="preserve"> Each of three strategies satisfies different MVEP categories with measurably different strength (Regulated Collateral Circuit, Multi-Issuer Yield Stack, Tokenized Equity Rails); Securitize as cross-strategy concentration risk.</w:t>
+          <w:t xml:space="preserve">Routing the Dollar.</w:t>
+        </w:r>
+      </w:hyperlink>
+      <w:r>
+        <w:t xml:space="preserve"> Submitted to Federal Reserve / FRBNY Fifth Conference on the Dollar's International Roles (Jun 2026). Gateway concentration; CLII across 19 gateways including Visa Direct-adjacent paths.</w:t>
       </w:r>
     </w:p>
     <w:p>
@@ -575,17 +645,17 @@
       <w:r>
         <w:t xml:space="preserve">• </w:t>
       </w:r>
-      <w:hyperlink r:id="rId21">
+      <w:hyperlink r:id="rId8">
         <w:r>
           <w:rPr>
             <w:rStyle w:val="Hyperlink"/>
             <w:b/>
           </w:rPr>
-          <w:t xml:space="preserve">Seven Dollars.</w:t>
-        </w:r>
-      </w:hyperlink>
-      <w:r>
-        <w:t xml:space="preserve"> Cross-product framework for major dollar-denominated digital products; CLII / MVEP decoupling; stress propagation through dependency chains (SVB, Circle pool, Paxos).</w:t>
+          <w:t xml:space="preserve">Adaptive Tokenomics.</w:t>
+        </w:r>
+      </w:hyperlink>
+      <w:r>
+        <w:t xml:space="preserve"> Industrial control engineering (PID controller) applied to token-supply emission as programmable monetary-policy mechanism; 240-scenario Monte Carlo simulation; cuts worst-case supply volatility ~6x under competitor-shock attack.</w:t>
       </w:r>
     </w:p>
     <w:p>
@@ -596,17 +666,17 @@
       <w:r>
         <w:t xml:space="preserve">• </w:t>
       </w:r>
-      <w:hyperlink r:id="rId16">
+      <w:hyperlink r:id="rId11">
         <w:r>
           <w:rPr>
             <w:rStyle w:val="Hyperlink"/>
             <w:b/>
           </w:rPr>
-          <w:t xml:space="preserve">Routing the Dollar.</w:t>
-        </w:r>
-      </w:hyperlink>
-      <w:r>
-        <w:t xml:space="preserve"> Submitted to Federal Reserve / FRBNY Fifth Conference on the Dollar's International Roles (Jun 2026). Gateway concentration; CLII across 19 gateways including Visa Direct-adjacent paths.</w:t>
+          <w:t xml:space="preserve">Operational Risk in Token Economies.</w:t>
+        </w:r>
+      </w:hyperlink>
+      <w:r>
+        <w:t xml:space="preserve"> Operational-risk taxonomy (74 risk vectors, 64 testable controls, 31 program objectives) mapped to a 624-scenario battery; Lido V3 staking-vault case study.</w:t>
       </w:r>
     </w:p>
     <w:p>
@@ -617,17 +687,17 @@
       <w:r>
         <w:t xml:space="preserve">• </w:t>
       </w:r>
-      <w:hyperlink r:id="rId6">
+      <w:hyperlink r:id="rId10">
         <w:r>
           <w:rPr>
             <w:rStyle w:val="Hyperlink"/>
             <w:b/>
           </w:rPr>
-          <w:t xml:space="preserve">Adaptive Tokenomics.</w:t>
-        </w:r>
-      </w:hyperlink>
-      <w:r>
-        <w:t xml:space="preserve"> Industrial control engineering (PID controller) applied to token-supply emission as programmable monetary-policy mechanism; 240-scenario Monte Carlo simulation; cuts worst-case supply volatility ~6x under competitor-shock attack.</w:t>
+          <w:t xml:space="preserve">Governance Concentration Beyond Token Allocation.</w:t>
+        </w:r>
+      </w:hyperlink>
+      <w:r>
+        <w:t xml:space="preserve"> In peer review at Frontiers in Blockchain. 40-protocol cross-section: initial token allocation does not predict governance concentration; protocol sector does (DePIN significantly more concentrated than DeFi; Cohen's d = 0.96).</w:t>
       </w:r>
     </w:p>
     <w:p>
@@ -638,49 +708,7 @@
       <w:r>
         <w:t xml:space="preserve">• </w:t>
       </w:r>
-      <w:hyperlink r:id="rId22">
-        <w:r>
-          <w:rPr>
-            <w:rStyle w:val="Hyperlink"/>
-            <w:b/>
-          </w:rPr>
-          <w:t xml:space="preserve">Operational Risk in Token Economies.</w:t>
-        </w:r>
-      </w:hyperlink>
-      <w:r>
-        <w:t xml:space="preserve"> Operational-risk taxonomy (74 risk vectors, 64 testable controls, 31 program objectives) mapped to a 624-scenario battery; Lido V3 staking-vault case study.</w:t>
-      </w:r>
-    </w:p>
-    <w:p>
-      <w:pPr>
-        <w:spacing w:after="28" w:before="60"/>
-        <w:ind w:left="320" w:hanging="160"/>
-      </w:pPr>
-      <w:r>
-        <w:t xml:space="preserve">• </w:t>
-      </w:r>
-      <w:hyperlink r:id="rId17">
-        <w:r>
-          <w:rPr>
-            <w:rStyle w:val="Hyperlink"/>
-            <w:b/>
-          </w:rPr>
-          <w:t xml:space="preserve">Governance Concentration Beyond Token Allocation.</w:t>
-        </w:r>
-      </w:hyperlink>
-      <w:r>
-        <w:t xml:space="preserve"> In peer review at Frontiers in Blockchain. 40-protocol cross-section: initial token allocation does not predict governance concentration; protocol sector does (DePIN significantly more concentrated than DeFi; Cohen's d = 0.96).</w:t>
-      </w:r>
-    </w:p>
-    <w:p>
-      <w:pPr>
-        <w:spacing w:after="28" w:before="60"/>
-        <w:ind w:left="320" w:hanging="160"/>
-      </w:pPr>
-      <w:r>
-        <w:t xml:space="preserve">• </w:t>
-      </w:r>
-      <w:hyperlink r:id="rId23">
+      <w:hyperlink r:id="rId24">
         <w:r>
           <w:rPr>
             <w:rStyle w:val="Hyperlink"/>
@@ -796,7 +824,7 @@
       <w:r>
         <w:t xml:space="preserve">• </w:t>
       </w:r>
-      <w:hyperlink r:id="rId18">
+      <w:hyperlink r:id="rId21">
         <w:r>
           <w:rPr>
             <w:rStyle w:val="Hyperlink"/>

--- a/resumes/Zukowski_Resume_Asset_Management.docx
+++ b/resumes/Zukowski_Resume_Asset_Management.docx
@@ -393,7 +393,7 @@
         <w:ind w:left="320" w:hanging="160"/>
       </w:pPr>
       <w:r>
-        <w:t>• Capital-markets infrastructure dialogues with Circle and Ubyx on stablecoin and deposit-token deployment.</w:t>
+        <w:t>• Working dialogue with capital-markets infrastructure operators on stablecoin, deposit-token, tokenized-deposit, and tokenized-equity deployment.</w:t>
       </w:r>
     </w:p>
     <w:p>

--- a/resumes/Zukowski_Resume_Asset_Management.docx
+++ b/resumes/Zukowski_Resume_Asset_Management.docx
@@ -120,7 +120,7 @@
           <w:sz w:val="18"/>
           <w:szCs w:val="19"/>
         </w:rPr>
-        <w:t>~$500M AUM · 250 investments (~25% deployment rate) · 1,000+ deals evaluated · LayerZero seed (~80x) · 8 SSRN papers</w:t>
+        <w:t>~$500M AUM · 250 investments (~25% deployment rate) · ~75 DATs analyzed, 18 invested · LayerZero seed (~80x) · 8 SSRN papers</w:t>
       </w:r>
     </w:p>
     <w:p>
@@ -153,7 +153,7 @@
           <w:sz w:val="19"/>
           <w:szCs w:val="19"/>
         </w:rPr>
-        <w:t>Tokenization-focused investment management strategist. Founding research hire at Borderless Capital (RIA, Dec 2019 to Feb 2026): sourced the LayerZero seed round (~80x return; thesis preceded the firm's Cross-Chain Ecosystem Fund by two years); led 1,000+ deal pre-seed-to-Series-C funnel; shipped 250 portfolio investments at ~25% deployment rate and ~$500M AUM. Predicted Thorchain's $200M insolvency 13 months in advance via 10-step scenario modeling (Dec 2023 internal memo; failure materialized in Jan 2025), underwriting the firm's no-exposure position. Now founder of Tokenization Systems (Feb 2026 to present), publishing institutional diligence frameworks: Minimum Viable Equivalence Pack (MVEP) for tokenized money-market funds, deposit tokens, payment stablecoins, and yield wrappers; Control Layer Intensity Index (CLII) for stablecoin gateway concentration. Authored eight SSRN papers and contributed eight federal regulatory comment letters across stablecoin and banking dockets.</w:t>
+        <w:t xml:space="preserve">Tokenization-focused investment management strategist. Founding research hire at Borderless Capital (RIA, Dec 2019 to Feb 2026): sourced the LayerZero seed round (~80x return; thesis preceded the firm's Cross-Chain Ecosystem Fund by two years); led 1,000+ deal pre-seed-to-Series-C funnel; shipped 250 portfolio investments at ~25% deployment rate and ~$500M AUM. Predicted Thorchain's $200M insolvency 13 months in advance via 10-step scenario modeling (Dec 2023 internal memo; failure materialized in Jan 2025), underwriting the firm's no-exposure position. Now founder of Tokenization Systems (Feb 2026 to present), publishing institutional diligence frameworks: Minimum Viable Equivalence Pack (MVEP) for tokenized money-market funds, deposit tokens, payment stablecoins, and yield wrappers; Control Layer Intensity Index (CLII) for stablecoin gateway concentration. Authored eight SSRN papers and contributed eight federal regulatory comment letters across stablecoin and banking dockets. Built apples-to-apples Multiple on NAV (mNAV) methodology standardizing DAT cross-issuer comparison; daily mNAV dashboard sources SEC filings and press releases.</w:t>
       </w:r>
     </w:p>
     <w:p>
@@ -265,7 +265,7 @@
         </w:r>
       </w:hyperlink>
       <w:r>
-        <w:t>.</w:t>
+        <w:t xml:space="preserve">. Three additional papers in development (B5 Bankruptcy-Priority Misaligned Incentives, A7 Control Layer Theory, SVB Causal DiD); methodology paper in preparation.</w:t>
       </w:r>
     </w:p>
     <w:p>
@@ -373,7 +373,7 @@
         </w:r>
       </w:hyperlink>
       <w:r>
-        <w:t xml:space="preserve"> submitted to the Federal Reserve Fifth Conference on the Dollar's International Roles (Jun 2026); </w:t>
+        <w:t xml:space="preserve"> prepared for the Federal Reserve Fifth Conference on the Dollar's International Roles (Jun 2026); </w:t>
       </w:r>
       <w:hyperlink r:id="rId10">
         <w:r>
@@ -446,6 +446,24 @@
         <w:ind w:left="320" w:hanging="160"/>
       </w:pPr>
       <w:r>
+        <w:t xml:space="preserve">• Prevented hostile governance capture on a top-25 blockchain via voting-path simulation under coalition-attack scenarios; surfaced the vulnerability and mitigation route before exploitation.</w:t>
+      </w:r>
+    </w:p>
+    <w:p>
+      <w:pPr>
+        <w:spacing w:after="36" w:before="60"/>
+        <w:ind w:left="320" w:hanging="160"/>
+      </w:pPr>
+      <w:r>
+        <w:t xml:space="preserve">• Identified ~15% misreporting of circulating supply in a top-25 Layer 1 protocol by independently modeling its tokenomics (emission schedule, vesting, burn dynamics); the discrepancy had propagated to CoinMarketCap and CoinGecko, and was corrected after partnering with the protocol's foundation engineers.</w:t>
+      </w:r>
+    </w:p>
+    <w:p>
+      <w:pPr>
+        <w:spacing w:after="36" w:before="60"/>
+        <w:ind w:left="320" w:hanging="160"/>
+      </w:pPr>
+      <w:r>
         <w:t>• Led discovery and diligence across a 1,000+ deal investment funnel (pre-seed to Series C); shipped 250 portfolio investments at ~25% deployment rate across ~10 institutional funds (~$500M AUM), with build/partner/hold recommendations to committee.</w:t>
       </w:r>
     </w:p>
@@ -535,7 +553,6 @@
     </w:p>
     <w:p>
       <w:pPr>
-        <w:pageBreakBefore/>
         <w:pBdr>
           <w:bottom w:val="single" w:color="AAAAAA" w:sz="3" w:space="1"/>
         </w:pBdr>
@@ -571,7 +588,7 @@
         </w:r>
       </w:hyperlink>
       <w:r>
-        <w:t xml:space="preserve"> Ten-category institutional diligence standard; finds bank-chartered stablecoin issuers face ~22x the regulatory capital requirements of money-transmitter-chartered issuers at $40B scale.</w:t>
+        <w:t xml:space="preserve"> Ten-category institutional diligence standard; finds bank-chartered stablecoin issuers face ~22x the regulatory capital requirements of money-transmitter-chartered issuers at $40B scale; production-validated by Circle's BUIDL March 27, 2025 incident (23 hours of limited availability).</w:t>
       </w:r>
     </w:p>
     <w:p>
@@ -622,6 +639,15 @@
         <w:ind w:left="320" w:hanging="160"/>
       </w:pPr>
       <w:r>
+        <w:t xml:space="preserve">• Dollar v3. Four digital-dollar objects (payment stablecoins, tokenized deposits, deposit tokens, yield wrappers); typology for inheritance of control environments, backstop expectations, and failure modes; load-bearing for institutional scoping of product shape and counterparty topology.</w:t>
+      </w:r>
+    </w:p>
+    <w:p>
+      <w:pPr>
+        <w:spacing w:after="28" w:before="60"/>
+        <w:ind w:left="320" w:hanging="160"/>
+      </w:pPr>
+      <w:r>
         <w:t xml:space="preserve">• </w:t>
       </w:r>
       <w:hyperlink r:id="rId20">
@@ -634,7 +660,7 @@
         </w:r>
       </w:hyperlink>
       <w:r>
-        <w:t xml:space="preserve"> Submitted to Federal Reserve / FRBNY Fifth Conference on the Dollar's International Roles (Jun 2026). Gateway concentration; CLII across 19 gateways including Visa Direct-adjacent paths.</w:t>
+        <w:t xml:space="preserve"> Prepared for Federal Reserve / FRBNY Fifth Conference on the Dollar's International Roles (Jun 2026). Gateway concentration; CLII across 19 gateways with Tier 1 a 56% / 44% Coinbase-Circle duopoly; on Ethereum, transfer volume doubled while unique counterparties fell 25% and cross-gateway connections dropped from 5.8% to 2.6%.</w:t>
       </w:r>
     </w:p>
     <w:p>
@@ -655,7 +681,7 @@
         </w:r>
       </w:hyperlink>
       <w:r>
-        <w:t xml:space="preserve"> Industrial control engineering (PID controller) applied to token-supply emission as programmable monetary-policy mechanism; 240-scenario Monte Carlo simulation; cuts worst-case supply volatility ~6x under competitor-shock attack.</w:t>
+        <w:t xml:space="preserve"> Industrial control engineering (PID controller) applied to token-supply emission as programmable monetary-policy mechanism; 240-scenario Monte Carlo simulation; PID emission control cuts worst-case node-count variance from CV 0.544 (static emission) to 0.087 (PID), functioning as downside insurance under competitor-shock attack.</w:t>
       </w:r>
     </w:p>
     <w:p>
@@ -706,19 +732,7 @@
         <w:ind w:left="320" w:hanging="160"/>
       </w:pPr>
       <w:r>
-        <w:t xml:space="preserve">• </w:t>
-      </w:r>
-      <w:hyperlink r:id="rId24">
-        <w:r>
-          <w:rPr>
-            <w:rStyle w:val="Hyperlink"/>
-            <w:b/>
-          </w:rPr>
-          <w:t xml:space="preserve">Who Burns the Tokens?</w:t>
-        </w:r>
-      </w:hyperlink>
-      <w:r>
-        <w:t xml:space="preserve"> Burn-mechanism design (carrier contracts vs. subscriptions) drives demand concentration: Helium's carrier-contract model concentrates ~90% of token burns in 5 purchasers (HHI 0.22) despite ~1M hotspots; coalition-power analysis extends standard concentration measures for single-address risk.</w:t>
+        <w:t xml:space="preserve">• Tokenized Equity Vehicles. Comparative analysis of Robinhood Stock Tokens and Backed xStocks across legal form, investor claim, liquidity architecture, and corporate-actions reconciliation; the binding constraints that determine whether institutions can hold, trade, and report tokenized equity.</w:t>
       </w:r>
     </w:p>
     <w:p>
@@ -853,6 +867,33 @@
           <w:sz w:val="20"/>
           <w:szCs w:val="20"/>
         </w:rPr>
+        <w:t xml:space="preserve">FRAMEWORKS AUTHORED</w:t>
+      </w:r>
+    </w:p>
+    <w:p>
+      <w:pPr>
+        <w:spacing w:after="38" w:before="60"/>
+      </w:pPr>
+      <w:r>
+        <w:t>• Authored CLII (A1), MVEP (A2), MGCPT, TCRD; drafted MVEP-AI (eight-skill suite) and CLII-AI.</w:t>
+      </w:r>
+    </w:p>
+    <w:p>
+      <w:pPr>
+        <w:pBdr>
+          <w:bottom w:val="single" w:color="AAAAAA" w:sz="3" w:space="1"/>
+        </w:pBdr>
+        <w:spacing w:before="280" w:after="120"/>
+      </w:pPr>
+      <w:r>
+        <w:rPr>
+          <w:rFonts w:ascii="Arial" w:cs="Arial" w:eastAsia="Arial" w:hAnsi="Arial"/>
+          <w:b/>
+          <w:bCs/>
+          <w:color w:val="1A1A1A"/>
+          <w:sz w:val="20"/>
+          <w:szCs w:val="20"/>
+        </w:rPr>
         <w:t xml:space="preserve">EDUCATION</w:t>
       </w:r>
     </w:p>
@@ -881,7 +922,7 @@
           <w:sz w:val="19"/>
           <w:szCs w:val="19"/>
         </w:rPr>
-        <w:t xml:space="preserve"> | B.S.B.A., Business Administration (Magna Cum Laude) · Investment Club President</w:t>
+        <w:t xml:space="preserve"> | B.S.B.A., Business Administration (Magna Cum Laude) · Investment Club President · Lingnan University, Hong Kong (exchange)</w:t>
       </w:r>
       <w:r>
         <w:rPr>
@@ -901,20 +942,6 @@
           <w:szCs w:val="19"/>
         </w:rPr>
         <w:t xml:space="preserve">2018</w:t>
-      </w:r>
-    </w:p>
-    <w:p>
-      <w:pPr>
-        <w:spacing w:after="0" w:before="60"/>
-      </w:pPr>
-      <w:r>
-        <w:rPr>
-          <w:rFonts w:ascii="Arial" w:cs="Arial" w:eastAsia="Arial" w:hAnsi="Arial"/>
-          <w:color w:val="444444"/>
-          <w:sz w:val="18"/>
-          <w:szCs w:val="18"/>
-        </w:rPr>
-        <w:t>Lingnan University, Hong Kong (Exchange)</w:t>
       </w:r>
     </w:p>
     <w:sectPr>

--- a/resumes/Zukowski_Resume_Asset_Management.docx
+++ b/resumes/Zukowski_Resume_Asset_Management.docx
@@ -265,7 +265,7 @@
         </w:r>
       </w:hyperlink>
       <w:r>
-        <w:t xml:space="preserve">. Three additional papers in development (B5 Bankruptcy-Priority Misaligned Incentives, A7 Control Layer Theory, SVB Causal DiD); methodology paper in preparation.</w:t>
+        <w:t xml:space="preserve">. Three additional papers in development (B5 Bankruptcy-Priority Misaligned Incentives, A7 Control Layer Theory, SVB Reserve Concentration); methodology paper in preparation.</w:t>
       </w:r>
     </w:p>
     <w:p>

--- a/resumes/Zukowski_Resume_Asset_Management.docx
+++ b/resumes/Zukowski_Resume_Asset_Management.docx
@@ -681,7 +681,7 @@
         </w:r>
       </w:hyperlink>
       <w:r>
-        <w:t xml:space="preserve"> Industrial control engineering (PID controller) applied to token-supply emission as programmable monetary-policy mechanism; 240-scenario Monte Carlo simulation; PID emission control cuts worst-case node-count variance from CV 0.544 (static emission) to 0.087 (PID), functioning as downside insurance under competitor-shock attack.</w:t>
+        <w:t xml:space="preserve"> Industrial control engineering (PID, Proportional-Integral-Derivative) applied to token-supply emission as programmable monetary-policy mechanism; 240-scenario Monte Carlo simulation; PID emission control cuts worst-case node-count variance from CV 0.544 (static emission) to 0.087 (PID), functioning as downside insurance under competitor-shock attack.</w:t>
       </w:r>
     </w:p>
     <w:p>
@@ -793,7 +793,7 @@
         <w:t>Stack:</w:t>
       </w:r>
       <w:r>
-        <w:t xml:space="preserve"> Python (pandas, statsmodels, scipy, matplotlib), R (fixest, did, synthdid), SQL (DuneSQL, Trino), JavaScript / TypeScript; 14 custom Python MCP servers wrapping the data sources above plus GitHub; Claude.ai + Claude Code + Cursor with 36-skill library and 17-file living-knowledge architecture; n8n, Apify, Git / GitHub</w:t>
+        <w:t xml:space="preserve"> Python (pandas, statsmodels, scipy, matplotlib), R (fixest, did, synthdid), SQL (DuneSQL, Trino), JavaScript / TypeScript; 14 custom Python MCP servers (Model Context Protocol data connectors) wrapping the data sources above plus GitHub; Claude.ai + Claude Code + Cursor with 36-skill library and 17-file living-knowledge architecture; n8n, Apify, Git / GitHub</w:t>
       </w:r>
     </w:p>
     <w:p>

--- a/resumes/Zukowski_Resume_Asset_Management.docx
+++ b/resumes/Zukowski_Resume_Asset_Management.docx
@@ -681,7 +681,7 @@
         </w:r>
       </w:hyperlink>
       <w:r>
-        <w:t xml:space="preserve"> Industrial control engineering (PID, Proportional-Integral-Derivative) applied to token-supply emission as programmable monetary-policy mechanism; 240-scenario Monte Carlo simulation; PID emission control cuts worst-case node-count variance from CV 0.544 (static emission) to 0.087 (PID), functioning as downside insurance under competitor-shock attack.</w:t>
+        <w:t xml:space="preserve"> Industrial control engineering (PID, Proportional-Integral-Derivative) applied to token-supply emission as programmable monetary-policy mechanism; 240-scenario Monte Carlo simulation; PID emission control cuts worst-case node-count variance from CV (coefficient of variation) 0.544 (static emission) to 0.087 (PID), functioning as downside insurance under competitor-shock attack.</w:t>
       </w:r>
     </w:p>
     <w:p>

--- a/resumes/Zukowski_Resume_Asset_Management.docx
+++ b/resumes/Zukowski_Resume_Asset_Management.docx
@@ -120,7 +120,9 @@
           <w:sz w:val="18"/>
           <w:szCs w:val="19"/>
         </w:rPr>
-        <w:t>~$500M AUM · 250 investments (~25% deployment rate) · ~75 DATs analyzed, 18 invested · LayerZero seed (~80x) · 8 SSRN papers</w:t>
+        <w:t>~$500M AUM · 250 investments (~25% deployment rate) · ~75 DATs analyzed, 18 invested · LayerZero seed (~80x)</w:t>
+        <w:br/>
+        <w:t xml:space="preserve">· 8 SSRN papers · 8 federal comment letters</w:t>
       </w:r>
     </w:p>
     <w:p>
@@ -198,7 +200,7 @@
         <w:rPr>
           <w:i/>
         </w:rPr>
-        <w:t>Feb 2026 – Present</w:t>
+        <w:t>Feb 2026 to Present</w:t>
       </w:r>
     </w:p>
     <w:p>
@@ -419,7 +421,7 @@
         <w:rPr>
           <w:i/>
         </w:rPr>
-        <w:t>Dec 2019 – Feb 2026</w:t>
+        <w:t>Dec 2019 to Feb 2026</w:t>
       </w:r>
     </w:p>
     <w:p>
@@ -482,7 +484,7 @@
         <w:t>$200M insolvency 13 months in advance</w:t>
       </w:r>
       <w:r>
-        <w:t>; Borderless held no exposure when the predicted failure mode materialized.</w:t>
+        <w:t>, leading to a no-exposure posture before the predicted failure mode materialized.</w:t>
       </w:r>
     </w:p>
     <w:p>
@@ -530,7 +532,7 @@
         <w:ind w:left="320" w:hanging="160"/>
       </w:pPr>
       <w:r>
-        <w:t>• Mapped jurisdictional tax / regulatory advantages of DAT structures over direct crypto holding: Japan's Metaplanet DAT cuts crypto capital-gains tax from up to 55% to 20% (equity rate, further reducible via Japan's IRA structure); Hong Kong's Southbound Connect could give mainland Chinese capital regulated access to crypto banned domestically.</w:t>
+        <w:t>• Mapped jurisdictional tax / regulatory advantages of DAT structures over direct crypto holding: Japan's Metaplanet DAT cuts crypto capital-gains tax from up to 55% to 20% (equity rate, further reducible via Japan's IRA structure).</w:t>
       </w:r>
     </w:p>
     <w:p>
@@ -639,7 +641,19 @@
         <w:ind w:left="320" w:hanging="160"/>
       </w:pPr>
       <w:r>
-        <w:t xml:space="preserve">• Dollar v3. Four digital-dollar objects (payment stablecoins, tokenized deposits, deposit tokens, yield wrappers); typology for inheritance of control environments, backstop expectations, and failure modes; load-bearing for institutional scoping of product shape and counterparty topology.</w:t>
+        <w:t xml:space="preserve">• </w:t>
+      </w:r>
+      <w:hyperlink r:id="rId31" w:history="1">
+        <w:r>
+          <w:rPr>
+            <w:rStyle w:val="Hyperlink"/>
+            <w:b/>
+          </w:rPr>
+          <w:t xml:space="preserve">Dollar v3.</w:t>
+        </w:r>
+      </w:hyperlink>
+      <w:r>
+        <w:t xml:space="preserve"> Four digital-dollar objects (payment stablecoins, tokenized deposits, deposit tokens, yield wrappers); typology for inheritance of control environments, backstop expectations, and failure modes; load-bearing for institutional scoping of product shape and counterparty topology.</w:t>
       </w:r>
     </w:p>
     <w:p>
@@ -732,7 +746,19 @@
         <w:ind w:left="320" w:hanging="160"/>
       </w:pPr>
       <w:r>
-        <w:t xml:space="preserve">• Tokenized Equity Vehicles. Comparative analysis of Robinhood Stock Tokens and Backed xStocks across legal form, investor claim, liquidity architecture, and corporate-actions reconciliation; the binding constraints that determine whether institutions can hold, trade, and report tokenized equity.</w:t>
+        <w:t xml:space="preserve">• </w:t>
+      </w:r>
+      <w:hyperlink r:id="rId30" w:history="1">
+        <w:r>
+          <w:rPr>
+            <w:rStyle w:val="Hyperlink"/>
+            <w:b/>
+          </w:rPr>
+          <w:t xml:space="preserve">Tokenized Equity Vehicles.</w:t>
+        </w:r>
+      </w:hyperlink>
+      <w:r>
+        <w:t xml:space="preserve"> Comparative analysis of Robinhood Stock Tokens and Backed xStocks across legal form, investor claim, liquidity architecture, and corporate-actions reconciliation; the binding constraints that determine whether institutions can hold, trade, and report tokenized equity.</w:t>
       </w:r>
     </w:p>
     <w:p>
@@ -875,7 +901,62 @@
         <w:spacing w:after="38" w:before="60"/>
       </w:pPr>
       <w:r>
-        <w:t>• Authored CLII (A1), MVEP (A2), MGCPT, TCRD; drafted MVEP-AI (eight-skill suite) and CLII-AI.</w:t>
+        <w:t xml:space="preserve">• Control Layer Intensity Index (</w:t>
+      </w:r>
+      <w:hyperlink r:id="rId25" w:history="1">
+        <w:r>
+          <w:rPr>
+            <w:rStyle w:val="Hyperlink"/>
+          </w:rPr>
+          <w:t xml:space="preserve">CLII</w:t>
+        </w:r>
+      </w:hyperlink>
+      <w:r>
+        <w:t xml:space="preserve">), Minimum Viable Equivalence Pack (</w:t>
+      </w:r>
+      <w:hyperlink r:id="rId26" w:history="1">
+        <w:r>
+          <w:rPr>
+            <w:rStyle w:val="Hyperlink"/>
+          </w:rPr>
+          <w:t xml:space="preserve">MVEP</w:t>
+        </w:r>
+      </w:hyperlink>
+      <w:r>
+        <w:t xml:space="preserve">), MVEP-gated Conditional Pass-Through (</w:t>
+      </w:r>
+      <w:hyperlink r:id="rId27" w:history="1">
+        <w:r>
+          <w:rPr>
+            <w:rStyle w:val="Hyperlink"/>
+          </w:rPr>
+          <w:t xml:space="preserve">MGCPT</w:t>
+        </w:r>
+      </w:hyperlink>
+      <w:r>
+        <w:t xml:space="preserve">; </w:t>
+      </w:r>
+      <w:hyperlink r:id="rId28" w:history="1">
+        <w:r>
+          <w:rPr>
+            <w:rStyle w:val="Hyperlink"/>
+          </w:rPr>
+          <w:t xml:space="preserve">AG19 Rec 7</w:t>
+        </w:r>
+      </w:hyperlink>
+      <w:r>
+        <w:t xml:space="preserve">), Three-Category Reserve Disclosure (</w:t>
+      </w:r>
+      <w:hyperlink r:id="rId29" w:history="1">
+        <w:r>
+          <w:rPr>
+            <w:rStyle w:val="Hyperlink"/>
+          </w:rPr>
+          <w:t xml:space="preserve">TCRD</w:t>
+        </w:r>
+      </w:hyperlink>
+      <w:r>
+        <w:t xml:space="preserve">).</w:t>
       </w:r>
     </w:p>
     <w:p>
@@ -922,7 +1003,9 @@
           <w:sz w:val="19"/>
           <w:szCs w:val="19"/>
         </w:rPr>
-        <w:t xml:space="preserve"> | B.S.B.A., Business Administration (Magna Cum Laude) · Investment Club President · Lingnan University, Hong Kong (exchange)</w:t>
+        <w:t xml:space="preserve"> | B.S.B.A., Business Administration (Magna Cum Laude) · Investment Club President</w:t>
+        <w:br/>
+        <w:t xml:space="preserve">· Lingnan University, Hong Kong (exchange)</w:t>
       </w:r>
       <w:r>
         <w:rPr>

--- a/resumes/Zukowski_Resume_Asset_Management.docx
+++ b/resumes/Zukowski_Resume_Asset_Management.docx
@@ -155,7 +155,7 @@
           <w:sz w:val="19"/>
           <w:szCs w:val="19"/>
         </w:rPr>
-        <w:t xml:space="preserve">Tokenization-focused investment management strategist. Founding research hire at Borderless Capital (RIA, Dec 2019 to Feb 2026): sourced the LayerZero seed round (~80x return; thesis preceded the firm's Cross-Chain Ecosystem Fund by two years); led 1,000+ deal pre-seed-to-Series-C funnel; shipped 250 portfolio investments at ~25% deployment rate and ~$500M AUM. Predicted Thorchain's $200M insolvency 13 months in advance via 10-step scenario modeling (Dec 2023 internal memo; failure materialized in Jan 2025), underwriting the firm's no-exposure position. Now founder of Tokenization Systems (Feb 2026 to present), publishing institutional diligence frameworks: Minimum Viable Equivalence Pack (MVEP) for tokenized money-market funds, deposit tokens, payment stablecoins, and yield wrappers; Control Layer Intensity Index (CLII) for stablecoin gateway concentration. Authored eight SSRN papers and contributed eight federal regulatory comment letters across stablecoin and banking dockets. Built apples-to-apples Multiple on NAV (mNAV) methodology standardizing DAT cross-issuer comparison; daily mNAV dashboard sources SEC filings and press releases.</w:t>
+        <w:t xml:space="preserve">Tokenization-focused investment management strategist. Founding research hire at Borderless Capital (RIA, Dec 2019 to Feb 2026): sourced the LayerZero seed round (~80x return; thesis preceded the firm's Cross-Chain Ecosystem Fund by two years); led 1,000+ deal pre-seed-to-Series-C funnel; shipped 250 portfolio investments at ~25% deployment rate and ~$500M AUM. Predicted Thorchain's $200M insolvency 13 months in advance via 10-step scenario modeling (Dec 2023 internal memo; failure materialized in Jan 2025), underwriting the firm's no-exposure position. Now founder of Tokenization Systems (Feb 2026 to present), publishing institutional diligence frameworks: Minimum Viable Equivalence Pack (MVEP) for tokenized money-market funds, deposit tokens, payment stablecoins, and yield wrappers; Control Layer Intensity Index (CLII) for stablecoin gateway concentration. Authored eight SSRN papers and contributed eight federal regulatory comment letters across stablecoin and banking dockets. Built apples-to-apples multiple on NAV (mNAV) methodology standardizing DAT cross-issuer comparison; daily mNAV dashboard sources SEC filings and press releases.</w:t>
       </w:r>
     </w:p>
     <w:p>
@@ -541,7 +541,7 @@
         <w:ind w:left="320" w:hanging="160"/>
       </w:pPr>
       <w:r>
-        <w:t>• Built apples-to-apples Multiple on NAV (mNAV) methodology for Digital Asset Treasury Stocks (DATs) and shipped a daily mNAV dashboard sourcing SEC filings and press releases; standardized treatment of non-crypto assets in the numerator across issuers (issuer-reported mNAV figures use inconsistent conventions that undermine cross-DAT comparison).</w:t>
+        <w:t>• Built apples-to-apples multiple on NAV (mNAV) methodology for Digital Asset Treasury Stocks (DATs) and shipped a daily mNAV dashboard sourcing SEC filings and press releases; standardized treatment of non-crypto assets in the numerator across issuers (issuer-reported mNAV figures use inconsistent conventions that undermine cross-DAT comparison).</w:t>
       </w:r>
     </w:p>
     <w:p>
@@ -846,7 +846,7 @@
         <w:spacing w:after="38" w:before="60"/>
       </w:pPr>
       <w:r>
-        <w:t>• Uniswap Foundation governance committee (2024)</w:t>
+        <w:t>• Uniswap Foundation governance committee (2025)</w:t>
       </w:r>
     </w:p>
     <w:p>
@@ -854,7 +854,7 @@
         <w:spacing w:after="38" w:before="60"/>
       </w:pPr>
       <w:r>
-        <w:t>• ETHDenver pitch judge</w:t>
+        <w:t>• ETHDenver pitch judge (2025)</w:t>
       </w:r>
     </w:p>
     <w:p>

--- a/resumes/Zukowski_Resume_Asset_Management.docx
+++ b/resumes/Zukowski_Resume_Asset_Management.docx
@@ -396,6 +396,15 @@
       </w:pPr>
       <w:r>
         <w:t>• Working dialogue with capital-markets infrastructure operators on stablecoin, deposit-token, tokenized-deposit, and tokenized-equity deployment.</w:t>
+      </w:r>
+    </w:p>
+    <w:p>
+      <w:pPr>
+        <w:spacing w:after="36" w:before="60"/>
+        <w:ind w:left="320" w:hanging="160"/>
+      </w:pPr>
+      <w:r>
+        <w:t xml:space="preserve">• Patent-pending cited-research system architecture (USPTO provisional 64/071,767, filed May 2026): graph-indexed substrate of 330 academic sources with nine AI-integration patterns for paper drafting, synthesis, revision-impact analysis, and verbatim quote retrieval. Production engine behind eight SSRN working papers and eight federal comment letters across a 10-day federal-engagement window in April 2026.</w:t>
       </w:r>
     </w:p>
     <w:p>

--- a/resumes/Zukowski_Resume_Asset_Management.docx
+++ b/resumes/Zukowski_Resume_Asset_Management.docx
@@ -13,8 +13,8 @@
           <w:b/>
           <w:bCs/>
           <w:color w:val="1A1A1A"/>
-          <w:sz w:val="40"/>
-          <w:szCs w:val="40"/>
+          <w:sz w:val="36"/>
+          <w:szCs w:val="36"/>
         </w:rPr>
         <w:t xml:space="preserve">Zach Zukowski</w:t>
       </w:r>
@@ -122,7 +122,7 @@
         </w:rPr>
         <w:t>~$500M AUM · 250 investments (~25% deployment rate) · ~75 DATs analyzed, 18 invested · LayerZero seed (~80x)</w:t>
         <w:br/>
-        <w:t xml:space="preserve">· 8 SSRN papers · 8 federal comment letters</w:t>
+        <w:t xml:space="preserve">· 8 SSRN papers · 8 federal comment letters · Patent-pending CSA (USPTO 64/071,767)</w:t>
       </w:r>
     </w:p>
     <w:p>
@@ -396,15 +396,6 @@
       </w:pPr>
       <w:r>
         <w:t>• Working dialogue with capital-markets infrastructure operators on stablecoin, deposit-token, tokenized-deposit, and tokenized-equity deployment.</w:t>
-      </w:r>
-    </w:p>
-    <w:p>
-      <w:pPr>
-        <w:spacing w:after="36" w:before="60"/>
-        <w:ind w:left="320" w:hanging="160"/>
-      </w:pPr>
-      <w:r>
-        <w:t xml:space="preserve">• Patent-pending cited-research system architecture (USPTO provisional 64/071,767, filed May 2026): graph-indexed substrate of 330 academic sources with nine AI-integration patterns for paper drafting, synthesis, revision-impact analysis, and verbatim quote retrieval. Production engine behind eight SSRN working papers and eight federal comment letters across a 10-day federal-engagement window in April 2026.</w:t>
       </w:r>
     </w:p>
     <w:p>

--- a/resumes/Zukowski_Resume_Asset_Management.docx
+++ b/resumes/Zukowski_Resume_Asset_Management.docx
@@ -122,7 +122,7 @@
         </w:rPr>
         <w:t>~$500M AUM · 250 investments (~25% deployment rate) · ~75 DATs analyzed, 18 invested · LayerZero seed (~80x)</w:t>
         <w:br/>
-        <w:t xml:space="preserve">· 8 SSRN papers · 8 federal comment letters · Patent-pending CSA (USPTO 64/071,767)</w:t>
+        <w:t xml:space="preserve">· 8 SSRN papers · 8 federal comment letters · Patent-pending cited-research system architecture (USPTO 64/071,767)</w:t>
       </w:r>
     </w:p>
     <w:p>

--- a/resumes/Zukowski_Resume_Asset_Management.docx
+++ b/resumes/Zukowski_Resume_Asset_Management.docx
@@ -105,7 +105,7 @@
           <w:sz w:val="23"/>
           <w:szCs w:val="23"/>
         </w:rPr>
-        <w:t>TOKENIZED-PRODUCT INVESTMENT MANAGEMENT · DUE DILIGENCE · PORTFOLIO STRATEGY</w:t>
+        <w:t>FOUNDER, TOKENIZATION SYSTEMS · TOKENIZED-PRODUCT INVESTMENT MANAGEMENT · DUE DILIGENCE · PORTFOLIO STRATEGY</w:t>
       </w:r>
     </w:p>
     <w:p>
@@ -117,12 +117,10 @@
         <w:rPr>
           <w:rFonts w:ascii="Arial" w:cs="Arial" w:eastAsia="Arial" w:hAnsi="Arial"/>
           <w:color w:val="444444"/>
-          <w:sz w:val="18"/>
+          <w:sz w:val="14"/>
           <w:szCs w:val="19"/>
         </w:rPr>
-        <w:t>~$500M AUM · 250 investments (~25% deployment rate) · ~75 DATs analyzed, 18 invested · LayerZero seed (~80x)</w:t>
-        <w:br/>
-        <w:t xml:space="preserve">· 8 SSRN papers · 8 federal comment letters · Patent-pending cited-research system architecture (USPTO 64/071,767)</w:t>
+        <w:t>· ~$500M AUM · 250 investments (~25% deployment rate) · ~75 DATs analyzed, 18 invested · LayerZero seed (~80x) · 8 SSRN papers · 8 federal comment letters · Patent⁠-⁠pending Canonical⁠-⁠State Architecture for multi⁠-⁠agent AI research (USPTO 64/071,767)</w:t>
       </w:r>
     </w:p>
     <w:p>
@@ -146,7 +144,7 @@
     </w:p>
     <w:p>
       <w:pPr>
-        <w:spacing w:after="38" w:before="60"/>
+        <w:spacing w:after="40" w:before="60"/>
       </w:pPr>
       <w:r>
         <w:rPr>
@@ -155,7 +153,21 @@
           <w:sz w:val="19"/>
           <w:szCs w:val="19"/>
         </w:rPr>
-        <w:t xml:space="preserve">Tokenization-focused investment management strategist. Founding research hire at Borderless Capital (RIA, Dec 2019 to Feb 2026): sourced the LayerZero seed round (~80x return; thesis preceded the firm's Cross-Chain Ecosystem Fund by two years); led 1,000+ deal pre-seed-to-Series-C funnel; shipped 250 portfolio investments at ~25% deployment rate and ~$500M AUM. Predicted Thorchain's $200M insolvency 13 months in advance via 10-step scenario modeling (Dec 2023 internal memo; failure materialized in Jan 2025), underwriting the firm's no-exposure position. Now founder of Tokenization Systems (Feb 2026 to present), publishing institutional diligence frameworks: Minimum Viable Equivalence Pack (MVEP) for tokenized money-market funds, deposit tokens, payment stablecoins, and yield wrappers; Control Layer Intensity Index (CLII) for stablecoin gateway concentration. Authored eight SSRN papers and contributed eight federal regulatory comment letters across stablecoin and banking dockets. Built apples-to-apples multiple on NAV (mNAV) methodology standardizing DAT cross-issuer comparison; daily mNAV dashboard sources SEC filings and press releases.</w:t>
+        <w:t>Tokenized-product investment researcher who underwrites tokenized money-market funds, deposit tokens, stablecoins, and yield wrappers from sourcing through committee. First hire at Borderless Capital, an RIA; now founder of Tokenization Systems.</w:t>
+      </w:r>
+    </w:p>
+    <w:p>
+      <w:pPr>
+        <w:spacing w:after="40" w:before="0"/>
+      </w:pPr>
+      <w:r>
+        <w:rPr>
+          <w:rFonts w:ascii="Arial" w:cs="Arial" w:eastAsia="Arial" w:hAnsi="Arial"/>
+          <w:color w:val="1A1A1A"/>
+          <w:sz w:val="19"/>
+          <w:szCs w:val="19"/>
+        </w:rPr>
+        <w:t>Focus: tokenized-product diligence, portfolio construction, build-versus-hold allocation, NAV and mNAV analysis, deal sourcing · scenario modeling, Monte Carlo, difference-in-differences · pre-seed to Series C, Digital Asset Treasuries.</w:t>
       </w:r>
     </w:p>
     <w:p>
@@ -819,7 +831,7 @@
         <w:t>Stack:</w:t>
       </w:r>
       <w:r>
-        <w:t xml:space="preserve"> Python (pandas, statsmodels, scipy, matplotlib), R (fixest, did, synthdid), SQL (DuneSQL, Trino), JavaScript / TypeScript; 14 custom Python MCP servers (Model Context Protocol data connectors) wrapping the data sources above plus GitHub; Claude.ai + Claude Code + Cursor with 36-skill library and 17-file living-knowledge architecture; n8n, Apify, Git / GitHub</w:t>
+        <w:t xml:space="preserve"> Python (pandas, statsmodels, scipy, matplotlib), R (fixest, did, synthdid), SQL (DuneSQL, Trino), JavaScript / TypeScript; 22 MCP and API connections wrapping the data sources above plus GitHub; Claude.ai + Claude Code + Cursor with 36-skill library and 17-file living-knowledge architecture; n8n, Apify, Git / GitHub</w:t>
       </w:r>
     </w:p>
     <w:p>

--- a/resumes/Zukowski_Resume_Asset_Management.docx
+++ b/resumes/Zukowski_Resume_Asset_Management.docx
@@ -105,7 +105,7 @@
           <w:sz w:val="23"/>
           <w:szCs w:val="23"/>
         </w:rPr>
-        <w:t>FOUNDER, TOKENIZATION SYSTEMS · TOKENIZED-PRODUCT INVESTMENT MANAGEMENT · DUE DILIGENCE · PORTFOLIO STRATEGY</w:t>
+        <w:t>TOKENIZED-PRODUCT INVESTMENT MANAGEMENT · DUE DILIGENCE · PORTFOLIO STRATEGY</w:t>
       </w:r>
     </w:p>
     <w:p>
@@ -478,7 +478,7 @@
         <w:ind w:left="320" w:hanging="160"/>
       </w:pPr>
       <w:r>
-        <w:t>• Led discovery and diligence across a 1,000+ deal investment funnel (pre-seed to Series C); shipped 250 portfolio investments at ~25% deployment rate across ~10 institutional funds (~$500M AUM), with build/partner/hold recommendations to committee.</w:t>
+        <w:t>• Shipped 250 portfolio investments (~25% deployment rate) across ~10 institutional funds (~$500M AUM) from a 1,000+ deal pre-seed-to-Series-C funnel, with build/partner/hold recommendations to committee.</w:t>
       </w:r>
     </w:p>
     <w:p>
@@ -526,7 +526,7 @@
         <w:ind w:left="320" w:hanging="160"/>
       </w:pPr>
       <w:r>
-        <w:t>• Built quantitative token-economic models forecasting emissions, fee capture, subsidy-to-revenue trajectories, and governance concentration under wide scenario ranges; supply-equilibrium and slashing dynamics supporting Layer 1 mechanism-design advisory.</w:t>
+        <w:t>• Built quantitative token-economic models forecasting emissions, fee capture, pricing and subsidy-to-revenue trajectories, and governance concentration under wide scenario ranges; supply-equilibrium and slashing dynamics supporting Layer 1 business-model and mechanism-design advisory.</w:t>
       </w:r>
     </w:p>
     <w:p>
@@ -644,7 +644,7 @@
         </w:r>
       </w:hyperlink>
       <w:r>
-        <w:t xml:space="preserve"> Cross-product framework for major dollar-denominated digital products; CLII / MVEP decoupling; stress propagation through dependency chains (SVB, Circle pool, Paxos).</w:t>
+        <w:t xml:space="preserve"> Cross-product framework for major dollar-denominated digital products and how dollars move across them; CLII / MVEP decoupling; stress propagation through dependency chains (SVB, Circle pool, Paxos).</w:t>
       </w:r>
     </w:p>
     <w:p>
@@ -1016,8 +1016,6 @@
           <w:szCs w:val="19"/>
         </w:rPr>
         <w:t xml:space="preserve"> | B.S.B.A., Business Administration (Magna Cum Laude) · Investment Club President</w:t>
-        <w:br/>
-        <w:t xml:space="preserve">· Lingnan University, Hong Kong (exchange)</w:t>
       </w:r>
       <w:r>
         <w:rPr>
@@ -1037,6 +1035,16 @@
           <w:szCs w:val="19"/>
         </w:rPr>
         <w:t xml:space="preserve">2018</w:t>
+      </w:r>
+      <w:r>
+        <w:rPr>
+          <w:rFonts w:ascii="Arial" w:cs="Arial" w:eastAsia="Arial" w:hAnsi="Arial"/>
+          <w:color w:val="1A1A1A"/>
+          <w:sz w:val="19"/>
+          <w:szCs w:val="19"/>
+        </w:rPr>
+        <w:br/>
+        <w:t xml:space="preserve">· Lingnan University, Hong Kong (exchange)</w:t>
       </w:r>
     </w:p>
     <w:sectPr>

--- a/resumes/Zukowski_Resume_Asset_Management.docx
+++ b/resumes/Zukowski_Resume_Asset_Management.docx
@@ -964,7 +964,7 @@
           <w:rPr>
             <w:rStyle w:val="Hyperlink"/>
           </w:rPr>
-          <w:t xml:space="preserve">TCRD</w:t>
+          <w:t xml:space="preserve">3CRD</w:t>
         </w:r>
       </w:hyperlink>
       <w:r>

--- a/resumes/Zukowski_Resume_Asset_Management.docx
+++ b/resumes/Zukowski_Resume_Asset_Management.docx
@@ -745,11 +745,11 @@
             <w:rStyle w:val="Hyperlink"/>
             <w:b/>
           </w:rPr>
-          <w:t xml:space="preserve">Governance Concentration Beyond Token Allocation.</w:t>
-        </w:r>
-      </w:hyperlink>
-      <w:r>
-        <w:t xml:space="preserve"> In peer review at Frontiers in Blockchain. 40-protocol cross-section: initial token allocation does not predict governance concentration; protocol sector does (DePIN significantly more concentrated than DeFi; Cohen's d = 0.96).</w:t>
+          <w:t xml:space="preserve">Auditing Governance Concentration Beyond Token Allocation.</w:t>
+        </w:r>
+      </w:hyperlink>
+      <w:r>
+        <w:t xml:space="preserve"> In peer review at Frontiers in Blockchain. Live-governance audit of 52 token protocols: launch allocation does not predict governance concentration; DePIN governance is more concentrated than DeFi after correction (Cohen's d = 0.65, a directionally robust medium effect).</w:t>
       </w:r>
     </w:p>
     <w:p>

--- a/resumes/Zukowski_Resume_Asset_Management.docx
+++ b/resumes/Zukowski_Resume_Asset_Management.docx
@@ -227,7 +227,6 @@
         <w:r>
           <w:rPr>
             <w:rStyle w:val="Hyperlink"/>
-            <w:b/>
           </w:rPr>
           <w:t xml:space="preserve">Control Layer Intensity Index</w:t>
         </w:r>
@@ -239,7 +238,6 @@
         <w:r>
           <w:rPr>
             <w:rStyle w:val="Hyperlink"/>
-            <w:b/>
           </w:rPr>
           <w:t xml:space="preserve">Minimum Viable Equivalence Pack</w:t>
         </w:r>
@@ -251,7 +249,6 @@
         <w:r>
           <w:rPr>
             <w:rStyle w:val="Hyperlink"/>
-            <w:b/>
           </w:rPr>
           <w:t xml:space="preserve">Adaptive Tokenomics</w:t>
         </w:r>
@@ -511,7 +508,6 @@
         <w:r>
           <w:rPr>
             <w:rStyle w:val="Hyperlink"/>
-            <w:b/>
           </w:rPr>
           <w:t xml:space="preserve">Introduction to Tokenomics</w:t>
         </w:r>
@@ -880,7 +876,6 @@
         <w:r>
           <w:rPr>
             <w:rStyle w:val="Hyperlink"/>
-            <w:b/>
           </w:rPr>
           <w:t xml:space="preserve">Introduction to Tokenomics</w:t>
         </w:r>

--- a/resumes/Zukowski_Resume_Asset_Management.docx
+++ b/resumes/Zukowski_Resume_Asset_Management.docx
@@ -120,7 +120,7 @@
           <w:sz w:val="14"/>
           <w:szCs w:val="19"/>
         </w:rPr>
-        <w:t>· ~$500M AUM · 250 investments (~25% deployment rate) · ~75 DATs analyzed, 18 invested · LayerZero seed (~80x) · 8 SSRN papers · 8 federal comment letters · Patent⁠-⁠pending Canonical⁠-⁠State Architecture for multi⁠-⁠agent AI research (USPTO 64/071,767)</w:t>
+        <w:t>· ~$500M AUM · 250 investments (~25% deployment rate) · ~75 DATs analyzed, 18 invested · LayerZero seed (~80x) · 8 SSRN papers · 12 federal comment letters · Patent⁠-⁠pending Canonical⁠-⁠State Architecture for multi⁠-⁠agent AI research (five USPTO provisional applications, 2026)</w:t>
       </w:r>
     </w:p>
     <w:p>
@@ -285,7 +285,7 @@
         <w:ind w:left="320" w:hanging="160"/>
       </w:pPr>
       <w:r>
-        <w:t xml:space="preserve">• Contributed eight comment letters across a federal regulatory program (OCC bank stablecoin engagement </w:t>
+        <w:t xml:space="preserve">• Contributed twelve comment letters across a federal regulatory program (OCC bank stablecoin engagement </w:t>
       </w:r>
       <w:hyperlink r:id="rId12">
         <w:r>

--- a/resumes/Zukowski_Resume_Asset_Management.docx
+++ b/resumes/Zukowski_Resume_Asset_Management.docx
@@ -120,7 +120,7 @@
           <w:sz w:val="14"/>
           <w:szCs w:val="19"/>
         </w:rPr>
-        <w:t>· ~$500M AUM · 250 investments (~25% deployment rate) · ~75 DATs analyzed, 18 invested · LayerZero seed (~80x) · 8 SSRN papers · 12 federal comment letters · Patent⁠-⁠pending Canonical⁠-⁠State Architecture for multi⁠-⁠agent AI research (five USPTO provisional applications, 2026)</w:t>
+        <w:t>· ~$500M AUM · 250 investments (~25% deployment rate) · ~75 DATs analyzed, 18 invested · LayerZero seed (~80x) · 8 SSRN papers · 12 federal comment letters · Patent⁠-⁠pending Canonical⁠-⁠State Architecture for multi⁠-⁠agent AI research (eight USPTO provisional applications, 2026)</w:t>
       </w:r>
     </w:p>
     <w:p>

--- a/resumes/Zukowski_Resume_Asset_Management.docx
+++ b/resumes/Zukowski_Resume_Asset_Management.docx
@@ -4,7 +4,7 @@
   <w:body>
     <w:p>
       <w:pPr>
-        <w:spacing w:after="20" w:before="60"/>
+        <w:spacing w:after="20"/>
         <w:jc w:val="center"/>
       </w:pPr>
       <w:r>
@@ -13,15 +13,15 @@
           <w:b/>
           <w:bCs/>
           <w:color w:val="1A1A1A"/>
-          <w:sz w:val="36"/>
-          <w:szCs w:val="36"/>
+          <w:sz w:val="40"/>
+          <w:szCs w:val="40"/>
         </w:rPr>
         <w:t xml:space="preserve">Zach Zukowski</w:t>
       </w:r>
     </w:p>
     <w:p>
       <w:pPr>
-        <w:spacing w:after="10" w:before="60"/>
+        <w:spacing w:after="10"/>
         <w:jc w:val="center"/>
       </w:pPr>
       <w:r>
@@ -36,7 +36,7 @@
     </w:p>
     <w:p>
       <w:pPr>
-        <w:spacing w:after="55" w:before="60"/>
+        <w:spacing w:after="55"/>
         <w:jc w:val="center"/>
       </w:pPr>
       <w:hyperlink w:history="1" r:id="rIdtk3pkbjp0bnea-khivcha">
@@ -93,7 +93,7 @@
     </w:p>
     <w:p>
       <w:pPr>
-        <w:spacing w:after="15" w:before="60"/>
+        <w:spacing w:after="15"/>
         <w:jc w:val="center"/>
       </w:pPr>
       <w:r>
@@ -110,15 +110,14 @@
     </w:p>
     <w:p>
       <w:pPr>
-        <w:spacing w:after="10" w:before="60"/>
+        <w:spacing w:after="10"/>
         <w:jc w:val="center"/>
       </w:pPr>
       <w:r>
         <w:rPr>
-          <w:rFonts w:ascii="Arial" w:cs="Arial" w:eastAsia="Arial" w:hAnsi="Arial"/>
-          <w:color w:val="444444"/>
-          <w:sz w:val="14"/>
-          <w:szCs w:val="19"/>
+          <w:b w:val="0"/>
+          <w:i w:val="0"/>
+          <w:sz w:val="18"/>
         </w:rPr>
         <w:t>· ~$500M AUM · 250 investments (~25% deployment rate) · ~75 DATs analyzed, 18 invested · LayerZero seed (~80x) · 8 SSRN papers · 12 federal comment letters · Patent⁠-⁠pending Canonical⁠-⁠State Architecture for multi⁠-⁠agent AI research (eight USPTO provisional applications, 2026)</w:t>
       </w:r>
@@ -144,7 +143,7 @@
     </w:p>
     <w:p>
       <w:pPr>
-        <w:spacing w:after="40" w:before="60"/>
+        <w:spacing w:after="38"/>
       </w:pPr>
       <w:r>
         <w:rPr>
@@ -158,7 +157,7 @@
     </w:p>
     <w:p>
       <w:pPr>
-        <w:spacing w:after="40" w:before="0"/>
+        <w:spacing w:after="38"/>
       </w:pPr>
       <w:r>
         <w:rPr>
@@ -217,7 +216,7 @@
     </w:p>
     <w:p>
       <w:pPr>
-        <w:spacing w:after="36" w:before="60"/>
+        <w:spacing w:after="36"/>
         <w:ind w:left="320" w:hanging="160"/>
       </w:pPr>
       <w:r>
@@ -276,12 +275,12 @@
         </w:r>
       </w:hyperlink>
       <w:r>
-        <w:t xml:space="preserve">. Three additional papers in development (B5 Bankruptcy-Priority Misaligned Incentives, A7 Control Layer Theory, SVB Reserve Concentration); methodology paper in preparation.</w:t>
-      </w:r>
-    </w:p>
-    <w:p>
-      <w:pPr>
-        <w:spacing w:after="36" w:before="60"/>
+        <w:t>. Three additional papers in development (B5 Bankruptcy-Priority Misaligned Incentives, A7 Control Layer Theory, SVB Reserve Concentration); methodology paper in preparation.</w:t>
+      </w:r>
+    </w:p>
+    <w:p>
+      <w:pPr>
+        <w:spacing w:after="36"/>
         <w:ind w:left="320" w:hanging="160"/>
       </w:pPr>
       <w:r>
@@ -400,7 +399,7 @@
     </w:p>
     <w:p>
       <w:pPr>
-        <w:spacing w:after="36" w:before="60"/>
+        <w:spacing w:after="36"/>
         <w:ind w:left="320" w:hanging="160"/>
       </w:pPr>
       <w:r>
@@ -435,7 +434,7 @@
     </w:p>
     <w:p>
       <w:pPr>
-        <w:spacing w:after="36" w:before="60"/>
+        <w:spacing w:after="36"/>
         <w:ind w:left="320" w:hanging="160"/>
       </w:pPr>
       <w:r>
@@ -453,25 +452,25 @@
     </w:p>
     <w:p>
       <w:pPr>
-        <w:spacing w:after="36" w:before="60"/>
-        <w:ind w:left="320" w:hanging="160"/>
-      </w:pPr>
-      <w:r>
-        <w:t xml:space="preserve">• Prevented hostile governance capture on a top-25 blockchain via voting-path simulation under coalition-attack scenarios; surfaced the vulnerability and mitigation route before exploitation.</w:t>
-      </w:r>
-    </w:p>
-    <w:p>
-      <w:pPr>
-        <w:spacing w:after="36" w:before="60"/>
-        <w:ind w:left="320" w:hanging="160"/>
-      </w:pPr>
-      <w:r>
-        <w:t xml:space="preserve">• Identified ~15% misreporting of circulating supply in a top-25 Layer 1 protocol by independently modeling its tokenomics (emission schedule, vesting, burn dynamics); the discrepancy had propagated to CoinMarketCap and CoinGecko, and was corrected after partnering with the protocol's foundation engineers.</w:t>
-      </w:r>
-    </w:p>
-    <w:p>
-      <w:pPr>
-        <w:spacing w:after="36" w:before="60"/>
+        <w:spacing w:after="36"/>
+        <w:ind w:left="320" w:hanging="160"/>
+      </w:pPr>
+      <w:r>
+        <w:t>• Prevented hostile governance capture on a top-25 blockchain via voting-path simulation under coalition-attack scenarios; surfaced the vulnerability and mitigation route before exploitation.</w:t>
+      </w:r>
+    </w:p>
+    <w:p>
+      <w:pPr>
+        <w:spacing w:after="36"/>
+        <w:ind w:left="320" w:hanging="160"/>
+      </w:pPr>
+      <w:r>
+        <w:t>• Identified ~15% misreporting of circulating supply in a top-25 Layer 1 protocol by independently modeling its tokenomics (emission schedule, vesting, burn dynamics); the discrepancy had propagated to CoinMarketCap and CoinGecko, and was corrected after partnering with the protocol's foundation engineers.</w:t>
+      </w:r>
+    </w:p>
+    <w:p>
+      <w:pPr>
+        <w:spacing w:after="36"/>
         <w:ind w:left="320" w:hanging="160"/>
       </w:pPr>
       <w:r>
@@ -480,7 +479,7 @@
     </w:p>
     <w:p>
       <w:pPr>
-        <w:spacing w:after="36" w:before="60"/>
+        <w:spacing w:after="36"/>
         <w:ind w:left="320" w:hanging="160"/>
       </w:pPr>
       <w:r>
@@ -498,7 +497,7 @@
     </w:p>
     <w:p>
       <w:pPr>
-        <w:spacing w:after="36" w:before="60"/>
+        <w:spacing w:after="36"/>
         <w:ind w:left="320" w:hanging="160"/>
       </w:pPr>
       <w:r>
@@ -518,7 +517,7 @@
     </w:p>
     <w:p>
       <w:pPr>
-        <w:spacing w:after="36" w:before="60"/>
+        <w:spacing w:after="36"/>
         <w:ind w:left="320" w:hanging="160"/>
       </w:pPr>
       <w:r>
@@ -527,7 +526,7 @@
     </w:p>
     <w:p>
       <w:pPr>
-        <w:spacing w:after="36" w:before="60"/>
+        <w:spacing w:after="36"/>
         <w:ind w:left="320" w:hanging="160"/>
       </w:pPr>
       <w:r>
@@ -536,7 +535,7 @@
     </w:p>
     <w:p>
       <w:pPr>
-        <w:spacing w:after="36" w:before="60"/>
+        <w:spacing w:after="36"/>
         <w:ind w:left="320" w:hanging="160"/>
       </w:pPr>
       <w:r>
@@ -545,7 +544,7 @@
     </w:p>
     <w:p>
       <w:pPr>
-        <w:spacing w:after="36" w:before="60"/>
+        <w:spacing w:after="36"/>
         <w:ind w:left="320" w:hanging="160"/>
       </w:pPr>
       <w:r>
@@ -554,7 +553,7 @@
     </w:p>
     <w:p>
       <w:pPr>
-        <w:spacing w:after="36" w:before="60"/>
+        <w:spacing w:after="36"/>
         <w:ind w:left="320" w:hanging="160"/>
       </w:pPr>
       <w:r>
@@ -563,6 +562,7 @@
     </w:p>
     <w:p>
       <w:pPr>
+        <w:pageBreakBefore/>
         <w:pBdr>
           <w:bottom w:val="single" w:color="AAAAAA" w:sz="3" w:space="1"/>
         </w:pBdr>
@@ -582,7 +582,7 @@
     </w:p>
     <w:p>
       <w:pPr>
-        <w:spacing w:after="28" w:before="60"/>
+        <w:spacing w:after="28"/>
         <w:ind w:left="320" w:hanging="160"/>
       </w:pPr>
       <w:r>
@@ -603,7 +603,7 @@
     </w:p>
     <w:p>
       <w:pPr>
-        <w:spacing w:after="28" w:before="60"/>
+        <w:spacing w:after="28"/>
         <w:ind w:left="320" w:hanging="160"/>
       </w:pPr>
       <w:r>
@@ -624,7 +624,7 @@
     </w:p>
     <w:p>
       <w:pPr>
-        <w:spacing w:after="28" w:before="60"/>
+        <w:spacing w:after="28"/>
         <w:ind w:left="320" w:hanging="160"/>
       </w:pPr>
       <w:r>
@@ -645,13 +645,13 @@
     </w:p>
     <w:p>
       <w:pPr>
-        <w:spacing w:after="28" w:before="60"/>
+        <w:spacing w:after="28"/>
         <w:ind w:left="320" w:hanging="160"/>
       </w:pPr>
       <w:r>
         <w:t xml:space="preserve">• </w:t>
       </w:r>
-      <w:hyperlink r:id="rId31" w:history="1">
+      <w:hyperlink r:id="rId24">
         <w:r>
           <w:rPr>
             <w:rStyle w:val="Hyperlink"/>
@@ -666,7 +666,7 @@
     </w:p>
     <w:p>
       <w:pPr>
-        <w:spacing w:after="28" w:before="60"/>
+        <w:spacing w:after="28"/>
         <w:ind w:left="320" w:hanging="160"/>
       </w:pPr>
       <w:r>
@@ -687,7 +687,7 @@
     </w:p>
     <w:p>
       <w:pPr>
-        <w:spacing w:after="28" w:before="60"/>
+        <w:spacing w:after="28"/>
         <w:ind w:left="320" w:hanging="160"/>
       </w:pPr>
       <w:r>
@@ -708,7 +708,7 @@
     </w:p>
     <w:p>
       <w:pPr>
-        <w:spacing w:after="28" w:before="60"/>
+        <w:spacing w:after="28"/>
         <w:ind w:left="320" w:hanging="160"/>
       </w:pPr>
       <w:r>
@@ -729,7 +729,7 @@
     </w:p>
     <w:p>
       <w:pPr>
-        <w:spacing w:after="28" w:before="60"/>
+        <w:spacing w:after="28"/>
         <w:ind w:left="320" w:hanging="160"/>
       </w:pPr>
       <w:r>
@@ -750,13 +750,13 @@
     </w:p>
     <w:p>
       <w:pPr>
-        <w:spacing w:after="28" w:before="60"/>
+        <w:spacing w:after="28"/>
         <w:ind w:left="320" w:hanging="160"/>
       </w:pPr>
       <w:r>
         <w:t xml:space="preserve">• </w:t>
       </w:r>
-      <w:hyperlink r:id="rId30" w:history="1">
+      <w:hyperlink r:id="rId25">
         <w:r>
           <w:rPr>
             <w:rStyle w:val="Hyperlink"/>
@@ -790,7 +790,7 @@
     </w:p>
     <w:p>
       <w:pPr>
-        <w:spacing w:after="22" w:before="60"/>
+        <w:spacing w:after="22"/>
       </w:pPr>
       <w:r>
         <w:rPr>
@@ -804,7 +804,7 @@
     </w:p>
     <w:p>
       <w:pPr>
-        <w:spacing w:after="22" w:before="60"/>
+        <w:spacing w:after="22"/>
       </w:pPr>
       <w:r>
         <w:rPr>
@@ -818,7 +818,7 @@
     </w:p>
     <w:p>
       <w:pPr>
-        <w:spacing w:after="22" w:before="60"/>
+        <w:spacing w:after="22"/>
       </w:pPr>
       <w:r>
         <w:rPr>
@@ -851,7 +851,8 @@
     </w:p>
     <w:p>
       <w:pPr>
-        <w:spacing w:after="38" w:before="60"/>
+        <w:spacing w:after="36"/>
+        <w:ind w:left="320" w:hanging="160"/>
       </w:pPr>
       <w:r>
         <w:t>• Uniswap Foundation governance committee (2025)</w:t>
@@ -859,7 +860,8 @@
     </w:p>
     <w:p>
       <w:pPr>
-        <w:spacing w:after="38" w:before="60"/>
+        <w:spacing w:after="36"/>
+        <w:ind w:left="320" w:hanging="160"/>
       </w:pPr>
       <w:r>
         <w:t>• ETHDenver pitch judge (2025)</w:t>
@@ -867,7 +869,8 @@
     </w:p>
     <w:p>
       <w:pPr>
-        <w:spacing w:after="38" w:before="60"/>
+        <w:spacing w:after="36"/>
+        <w:ind w:left="320" w:hanging="160"/>
       </w:pPr>
       <w:r>
         <w:t xml:space="preserve">• </w:t>
@@ -900,17 +903,18 @@
           <w:sz w:val="20"/>
           <w:szCs w:val="20"/>
         </w:rPr>
-        <w:t xml:space="preserve">FRAMEWORKS AUTHORED</w:t>
-      </w:r>
-    </w:p>
-    <w:p>
-      <w:pPr>
-        <w:spacing w:after="38" w:before="60"/>
-      </w:pPr>
-      <w:r>
-        <w:t xml:space="preserve">• Control Layer Intensity Index (</w:t>
-      </w:r>
-      <w:hyperlink r:id="rId25" w:history="1">
+        <w:t>FRAMEWORKS AUTHORED</w:t>
+      </w:r>
+    </w:p>
+    <w:p>
+      <w:pPr>
+        <w:spacing w:after="36"/>
+        <w:ind w:left="320" w:hanging="160"/>
+      </w:pPr>
+      <w:r>
+        <w:t>• Control Layer Intensity Index (</w:t>
+      </w:r>
+      <w:hyperlink r:id="rId26">
         <w:r>
           <w:rPr>
             <w:rStyle w:val="Hyperlink"/>
@@ -919,9 +923,9 @@
         </w:r>
       </w:hyperlink>
       <w:r>
-        <w:t xml:space="preserve">), Minimum Viable Equivalence Pack (</w:t>
-      </w:r>
-      <w:hyperlink r:id="rId26" w:history="1">
+        <w:t>), Minimum Viable Equivalence Pack (</w:t>
+      </w:r>
+      <w:hyperlink r:id="rId27">
         <w:r>
           <w:rPr>
             <w:rStyle w:val="Hyperlink"/>
@@ -930,9 +934,9 @@
         </w:r>
       </w:hyperlink>
       <w:r>
-        <w:t xml:space="preserve">), MVEP-gated Conditional Pass-Through (</w:t>
-      </w:r>
-      <w:hyperlink r:id="rId27" w:history="1">
+        <w:t>), MVEP-gated Conditional Pass-Through (</w:t>
+      </w:r>
+      <w:hyperlink r:id="rId28">
         <w:r>
           <w:rPr>
             <w:rStyle w:val="Hyperlink"/>
@@ -943,7 +947,7 @@
       <w:r>
         <w:t xml:space="preserve">; </w:t>
       </w:r>
-      <w:hyperlink r:id="rId28" w:history="1">
+      <w:hyperlink r:id="rId15">
         <w:r>
           <w:rPr>
             <w:rStyle w:val="Hyperlink"/>
@@ -952,9 +956,9 @@
         </w:r>
       </w:hyperlink>
       <w:r>
-        <w:t xml:space="preserve">), Three-Category Reserve Disclosure (</w:t>
-      </w:r>
-      <w:hyperlink r:id="rId29" w:history="1">
+        <w:t>), Three-Category Reserve Disclosure (</w:t>
+      </w:r>
+      <w:hyperlink r:id="rId29">
         <w:r>
           <w:rPr>
             <w:rStyle w:val="Hyperlink"/>
@@ -963,7 +967,7 @@
         </w:r>
       </w:hyperlink>
       <w:r>
-        <w:t xml:space="preserve">).</w:t>
+        <w:t>).</w:t>
       </w:r>
     </w:p>
     <w:p>
@@ -990,56 +994,43 @@
         <w:tabs>
           <w:tab w:val="right" w:pos="10320"/>
         </w:tabs>
-        <w:spacing w:after="0" w:before="60"/>
-      </w:pPr>
-      <w:r>
-        <w:rPr>
-          <w:rFonts w:ascii="Arial" w:cs="Arial" w:eastAsia="Arial" w:hAnsi="Arial"/>
-          <w:b/>
-          <w:bCs/>
-          <w:color w:val="1A1A1A"/>
-          <w:sz w:val="19"/>
-          <w:szCs w:val="19"/>
-        </w:rPr>
-        <w:t xml:space="preserve">High Point University</w:t>
-      </w:r>
-      <w:r>
-        <w:rPr>
-          <w:rFonts w:ascii="Arial" w:cs="Arial" w:eastAsia="Arial" w:hAnsi="Arial"/>
-          <w:color w:val="1A1A1A"/>
-          <w:sz w:val="19"/>
-          <w:szCs w:val="19"/>
+        <w:spacing w:after="0"/>
+      </w:pPr>
+      <w:r>
+        <w:rPr>
+          <w:b/>
+          <w:i w:val="0"/>
+        </w:rPr>
+        <w:t>High Point University</w:t>
+      </w:r>
+      <w:r>
+        <w:rPr>
+          <w:b w:val="0"/>
+          <w:i w:val="0"/>
         </w:rPr>
         <w:t xml:space="preserve"> | B.S.B.A., Business Administration (Magna Cum Laude) · Investment Club President</w:t>
       </w:r>
       <w:r>
         <w:rPr>
-          <w:rFonts w:ascii="Arial" w:cs="Arial" w:eastAsia="Arial" w:hAnsi="Arial"/>
-          <w:sz w:val="19"/>
-          <w:szCs w:val="19"/>
-        </w:rPr>
-        <w:t xml:space="preserve">	</w:t>
-      </w:r>
-      <w:r>
-        <w:rPr>
-          <w:rFonts w:ascii="Arial" w:cs="Arial" w:eastAsia="Arial" w:hAnsi="Arial"/>
+          <w:b w:val="0"/>
+          <w:i w:val="0"/>
+        </w:rPr>
+        <w:tab/>
+      </w:r>
+      <w:r>
+        <w:rPr>
+          <w:b w:val="0"/>
           <w:i/>
-          <w:iCs/>
-          <w:color w:val="666666"/>
-          <w:sz w:val="19"/>
-          <w:szCs w:val="19"/>
-        </w:rPr>
-        <w:t xml:space="preserve">2018</w:t>
-      </w:r>
-      <w:r>
-        <w:rPr>
-          <w:rFonts w:ascii="Arial" w:cs="Arial" w:eastAsia="Arial" w:hAnsi="Arial"/>
-          <w:color w:val="1A1A1A"/>
-          <w:sz w:val="19"/>
-          <w:szCs w:val="19"/>
+        </w:rPr>
+        <w:t>2018</w:t>
+      </w:r>
+      <w:r>
+        <w:rPr>
+          <w:b w:val="0"/>
+          <w:i w:val="0"/>
         </w:rPr>
         <w:br/>
-        <w:t xml:space="preserve">· Lingnan University, Hong Kong (exchange)</w:t>
+        <w:t>· Lingnan University, Hong Kong (exchange)</w:t>
       </w:r>
     </w:p>
     <w:sectPr>

--- a/resumes/Zukowski_Resume_Asset_Management.docx
+++ b/resumes/Zukowski_Resume_Asset_Management.docx
@@ -119,7 +119,7 @@
           <w:i w:val="0"/>
           <w:sz w:val="18"/>
         </w:rPr>
-        <w:t>· ~$500M AUM · 250 investments (~25% deployment rate) · ~75 DATs analyzed, 18 invested · LayerZero seed (~80x) · 8 SSRN papers · 12 federal comment letters · Patent⁠-⁠pending Canonical⁠-⁠State Architecture for multi⁠-⁠agent AI research (eight USPTO provisional applications, 2026)</w:t>
+        <w:t>· ~$500M AUM · 250 investments (~25% deployment rate) · ~75 DATs analyzed, 18 invested · LayerZero seed (~80x) · 8 SSRN papers · 13 federal comment letters · Patent⁠-⁠pending Canonical⁠-⁠State Architecture for multi⁠-⁠agent AI research (eight USPTO provisional applications, 2026)</w:t>
       </w:r>
     </w:p>
     <w:p>
@@ -284,7 +284,7 @@
         <w:ind w:left="320" w:hanging="160"/>
       </w:pPr>
       <w:r>
-        <w:t xml:space="preserve">• Contributed twelve comment letters across a federal regulatory program (OCC bank stablecoin engagement </w:t>
+        <w:t xml:space="preserve">• Contributed thirteen comment letters across a federal regulatory program (OCC bank stablecoin engagement </w:t>
       </w:r>
       <w:hyperlink r:id="rId12">
         <w:r>

--- a/resumes/Zukowski_Resume_Asset_Management.docx
+++ b/resumes/Zukowski_Resume_Asset_Management.docx
@@ -394,7 +394,7 @@
         </w:r>
       </w:hyperlink>
       <w:r>
-        <w:t xml:space="preserve"> in peer review at Frontiers in Blockchain.</w:t>
+        <w:t xml:space="preserve"> accepted for publication at Frontiers in Blockchain.</w:t>
       </w:r>
     </w:p>
     <w:p>
@@ -745,7 +745,7 @@
         </w:r>
       </w:hyperlink>
       <w:r>
-        <w:t xml:space="preserve"> In peer review at Frontiers in Blockchain. Live-governance audit of 52 token protocols: launch allocation does not predict governance concentration; DePIN governance is more concentrated than DeFi after correction (Cohen's d = 0.65, a directionally robust medium effect).</w:t>
+        <w:t xml:space="preserve"> Accepted for publication at Frontiers in Blockchain. Live-governance audit of 52 token protocols: launch allocation does not predict governance concentration; DePIN governance is more concentrated than DeFi after correction (Cohen's d = 0.65, a directionally robust medium effect).</w:t>
       </w:r>
     </w:p>
     <w:p>

--- a/resumes/Zukowski_Resume_Asset_Management.docx
+++ b/resumes/Zukowski_Resume_Asset_Management.docx
@@ -119,7 +119,9 @@
           <w:i w:val="0"/>
           <w:sz w:val="18"/>
         </w:rPr>
-        <w:t>· ~$500M AUM · 250 investments (~25% deployment rate) · ~75 DATs analyzed, 18 invested · LayerZero seed (~80x) · 8 SSRN papers · 13 federal comment letters · Patent⁠-⁠pending Canonical⁠-⁠State Architecture for multi⁠-⁠agent AI research (eight USPTO provisional applications, 2026)</w:t>
+        <w:t>· ~$500M AUM · 250 investments (~25% deployment rate) · ~75 DATs analyzed, 18 invested · LayerZero seed (~80x) · 8 SSRN papers · 13 federal comment letters</w:t>
+        <w:br/>
+        <w:t>· Patent⁠-⁠pending Canonical⁠-⁠State Architecture for multi⁠-⁠agent AI research (eight USPTO provisional applications, 2026)</w:t>
       </w:r>
     </w:p>
     <w:p>

--- a/resumes/Zukowski_Resume_Asset_Management.docx
+++ b/resumes/Zukowski_Resume_Asset_Management.docx
@@ -121,7 +121,7 @@
         </w:rPr>
         <w:t>· ~$500M AUM · 250 investments (~25% deployment rate) · ~75 DATs analyzed, 18 invested · LayerZero seed (~80x) · 8 SSRN papers · 13 federal comment letters</w:t>
         <w:br/>
-        <w:t>· Patent⁠-⁠pending Canonical⁠-⁠State Architecture for multi⁠-⁠agent AI research (eight USPTO provisional applications, 2026)</w:t>
+        <w:t>· Patent⁠-⁠pending Canonical⁠-⁠State Architecture for multi⁠-⁠agent AI research (ten USPTO provisional applications, 2026)</w:t>
       </w:r>
     </w:p>
     <w:p>

--- a/resumes/Zukowski_Resume_Asset_Management.docx
+++ b/resumes/Zukowski_Resume_Asset_Management.docx
@@ -121,7 +121,7 @@
         </w:rPr>
         <w:t>· ~$500M AUM · 250 investments (~25% deployment rate) · ~75 DATs analyzed, 18 invested · LayerZero seed (~80x) · 8 SSRN papers · 13 federal comment letters</w:t>
         <w:br/>
-        <w:t>· Patent⁠-⁠pending Canonical⁠-⁠State Architecture for multi⁠-⁠agent AI research (ten USPTO provisional applications, 2026)</w:t>
+        <w:t>· Patent⁠-⁠pending Canonical⁠-⁠State Architecture for multi⁠-⁠agent AI research (eleven USPTO provisional applications, 2026)</w:t>
       </w:r>
     </w:p>
     <w:p>

--- a/resumes/Zukowski_Resume_Asset_Management.docx
+++ b/resumes/Zukowski_Resume_Asset_Management.docx
@@ -121,7 +121,7 @@
         </w:rPr>
         <w:t>· ~$500M AUM · 250 investments (~25% deployment rate) · ~75 DATs analyzed, 18 invested · LayerZero seed (~80x) · 8 SSRN papers · 13 federal comment letters</w:t>
         <w:br/>
-        <w:t>· Patent⁠-⁠pending Canonical⁠-⁠State Architecture for multi⁠-⁠agent AI research (eleven USPTO provisional applications, 2026)</w:t>
+        <w:t>· Patent⁠-⁠pending Canonical⁠-⁠State Architecture for multi⁠-⁠agent AI research (twelve USPTO provisional applications, 2026)</w:t>
       </w:r>
     </w:p>
     <w:p>

--- a/resumes/Zukowski_Resume_Asset_Management.docx
+++ b/resumes/Zukowski_Resume_Asset_Management.docx
@@ -121,7 +121,7 @@
         </w:rPr>
         <w:t>· ~$500M AUM · 250 investments (~25% deployment rate) · ~75 DATs analyzed, 18 invested · LayerZero seed (~80x) · 8 SSRN papers · 13 federal comment letters</w:t>
         <w:br/>
-        <w:t>· Patent⁠-⁠pending Canonical⁠-⁠State Architecture for multi⁠-⁠agent AI research (twelve USPTO provisional applications, 2026)</w:t>
+        <w:t>· Patent⁠-⁠pending Canonical⁠-⁠State Architecture for multi⁠-⁠agent AI research (sixteen USPTO provisional applications, 2026)</w:t>
       </w:r>
     </w:p>
     <w:p>
@@ -286,7 +286,7 @@
         <w:ind w:left="320" w:hanging="160"/>
       </w:pPr>
       <w:r>
-        <w:t xml:space="preserve">• Contributed thirteen comment letters across a federal regulatory program (OCC bank stablecoin engagement </w:t>
+        <w:t xml:space="preserve">• Contributed fourteen comment letters across a federal regulatory program (OCC bank stablecoin engagement </w:t>
       </w:r>
       <w:hyperlink r:id="rId12">
         <w:r>

--- a/resumes/Zukowski_Resume_Asset_Management.docx
+++ b/resumes/Zukowski_Resume_Asset_Management.docx
@@ -532,7 +532,7 @@
         <w:ind w:left="320" w:hanging="160"/>
       </w:pPr>
       <w:r>
-        <w:t>• Built automated SEC-filing and press-release monitoring for Digital Asset Treasury Stocks (DATs); analyzed ~75 tokenization offerings in 2025 and invested in 18; AI-assisted diligence workflows reducing subscription-document review from ~4 hours to ~1 hour per deal.</w:t>
+        <w:t>• Built an automated SEC-filing and press-release monitoring pipeline (n8n + Apify) covering 30+ Digital Asset Treasury Stocks (DATs), tracking coins held, cash, debt, and share counts (float, adjusted, fully diluted) per issuer to compute multiple on NAV (mNAV) apples to apples across the sector; analyzed ~75 tokenization offerings in 2025 and invested in 18; AI-assisted diligence workflows reducing subscription-document review from ~4 hours to ~1 hour per deal.</w:t>
       </w:r>
     </w:p>
     <w:p>

--- a/resumes/Zukowski_Resume_Asset_Management.docx
+++ b/resumes/Zukowski_Resume_Asset_Management.docx
@@ -705,7 +705,7 @@
         </w:r>
       </w:hyperlink>
       <w:r>
-        <w:t xml:space="preserve"> Industrial control engineering (PID, Proportional-Integral-Derivative) applied to token-supply emission as programmable monetary-policy mechanism; 240-scenario Monte Carlo simulation; PID emission control cuts worst-case node-count variance from CV (coefficient of variation) 0.544 (static emission) to 0.087 (PID), functioning as downside insurance under competitor-shock attack.</w:t>
+        <w:t xml:space="preserve"> Industrial control engineering (PID, Proportional-Integral-Derivative) applied to token-supply emission as programmable monetary-policy mechanism; 806-run agent-based simulation battery; PID emission control cuts worst-case node-count variance from CV (coefficient of variation) 0.544 (static emission) to 0.087 (PID), functioning as downside insurance under competitor-shock attack.</w:t>
       </w:r>
     </w:p>
     <w:p>

--- a/resumes/Zukowski_Resume_Asset_Management.docx
+++ b/resumes/Zukowski_Resume_Asset_Management.docx
@@ -600,7 +600,7 @@
         </w:r>
       </w:hyperlink>
       <w:r>
-        <w:t xml:space="preserve"> Ten-category institutional diligence standard; finds bank-chartered stablecoin issuers face ~22x the regulatory capital requirements of money-transmitter-chartered issuers at $40B scale; production-validated by Circle's BUIDL March 27, 2025 incident (23 hours of limited availability).</w:t>
+        <w:t xml:space="preserve"> Ten-category institutional diligence standard; finds bank-chartered stablecoin issuers face ~22x the regulatory capital requirements of money-transmitter-chartered issuers at $40B scale; production-validated by Circle's BUIDL March 27, 2025 incident (23 hours of limited availability). Under review at the Journal of Financial Regulation (editor-invited).</w:t>
       </w:r>
     </w:p>
     <w:p>
@@ -695,6 +695,48 @@
       <w:r>
         <w:t xml:space="preserve">• </w:t>
       </w:r>
+      <w:hyperlink r:id="rId25">
+        <w:r>
+          <w:rPr>
+            <w:rStyle w:val="Hyperlink"/>
+            <w:b/>
+          </w:rPr>
+          <w:t xml:space="preserve">Who Controls Agentic Payments?</w:t>
+        </w:r>
+      </w:hyperlink>
+      <w:r>
+        <w:t xml:space="preserve"> First control-layer measurement of agentic payments (x402). May 2026 facilitator concentration: Base HHI 6,009 by count and 4,040 by dollar volume; Solana 4,203 and 4,915, all above the 2,500 highly-concentrated threshold at under 14 months of market age.</w:t>
+      </w:r>
+    </w:p>
+    <w:p>
+      <w:pPr>
+        <w:spacing w:after="28"/>
+        <w:ind w:left="320" w:hanging="160"/>
+      </w:pPr>
+      <w:r>
+        <w:t xml:space="preserve">• </w:t>
+      </w:r>
+      <w:hyperlink r:id="rId26">
+        <w:r>
+          <w:rPr>
+            <w:rStyle w:val="Hyperlink"/>
+            <w:b/>
+          </w:rPr>
+          <w:t xml:space="preserve">FSB AI Sound Practices response.</w:t>
+        </w:r>
+      </w:hyperlink>
+      <w:r>
+        <w:t xml:space="preserve"> Filed 2026-07-01; the program's first international standard-setter filing. Three practice additions (composition-chain documentation, execution-authority evidence, dependency-concentration monitoring) plus the invited nonbank case study on settlement facilitators.</w:t>
+      </w:r>
+    </w:p>
+    <w:p>
+      <w:pPr>
+        <w:spacing w:after="28"/>
+        <w:ind w:left="320" w:hanging="160"/>
+      </w:pPr>
+      <w:r>
+        <w:t xml:space="preserve">• </w:t>
+      </w:r>
       <w:hyperlink r:id="rId8">
         <w:r>
           <w:rPr>
@@ -758,7 +800,7 @@
       <w:r>
         <w:t xml:space="preserve">• </w:t>
       </w:r>
-      <w:hyperlink r:id="rId25">
+      <w:hyperlink r:id="rId27">
         <w:r>
           <w:rPr>
             <w:rStyle w:val="Hyperlink"/>
@@ -916,7 +958,7 @@
       <w:r>
         <w:t>• Control Layer Intensity Index (</w:t>
       </w:r>
-      <w:hyperlink r:id="rId26">
+      <w:hyperlink r:id="rId28">
         <w:r>
           <w:rPr>
             <w:rStyle w:val="Hyperlink"/>
@@ -927,7 +969,7 @@
       <w:r>
         <w:t>), Minimum Viable Equivalence Pack (</w:t>
       </w:r>
-      <w:hyperlink r:id="rId27">
+      <w:hyperlink r:id="rId29">
         <w:r>
           <w:rPr>
             <w:rStyle w:val="Hyperlink"/>
@@ -938,7 +980,7 @@
       <w:r>
         <w:t>), MVEP-gated Conditional Pass-Through (</w:t>
       </w:r>
-      <w:hyperlink r:id="rId28">
+      <w:hyperlink r:id="rId30">
         <w:r>
           <w:rPr>
             <w:rStyle w:val="Hyperlink"/>
@@ -960,7 +1002,7 @@
       <w:r>
         <w:t>), Three-Category Reserve Disclosure (</w:t>
       </w:r>
-      <w:hyperlink r:id="rId29">
+      <w:hyperlink r:id="rId31">
         <w:r>
           <w:rPr>
             <w:rStyle w:val="Hyperlink"/>

--- a/resumes/Zukowski_Resume_Asset_Management.docx
+++ b/resumes/Zukowski_Resume_Asset_Management.docx
@@ -119,9 +119,9 @@
           <w:i w:val="0"/>
           <w:sz w:val="18"/>
         </w:rPr>
-        <w:t>· ~$500M AUM · 250 investments (~25% deployment rate) · ~75 DATs analyzed, 18 invested · LayerZero seed (~80x) · 8 SSRN papers · 13 federal comment letters</w:t>
+        <w:t>· ~$500M AUM · 250 investments (~25% deployment rate) · ~75 DATs analyzed, 18 invested · LayerZero seed (~80x) · 8 SSRN papers · 14 federal comment letters</w:t>
         <w:br/>
-        <w:t>· Patent⁠-⁠pending Canonical⁠-⁠State Architecture for multi⁠-⁠agent AI research (sixteen USPTO provisional applications, 2026)</w:t>
+        <w:t>· 16 USPTO patent applications across 8 families (Canonical⁠-⁠State Architecture for multi⁠-⁠agent AI research)</w:t>
       </w:r>
     </w:p>
     <w:p>

--- a/resumes/Zukowski_Resume_Asset_Management.docx
+++ b/resumes/Zukowski_Resume_Asset_Management.docx
@@ -600,7 +600,7 @@
         </w:r>
       </w:hyperlink>
       <w:r>
-        <w:t xml:space="preserve"> Ten-category institutional diligence standard; finds bank-chartered stablecoin issuers face ~22x the regulatory capital requirements of money-transmitter-chartered issuers at $40B scale; production-validated by Circle's BUIDL March 27, 2025 incident (23 hours of limited availability). Under review at the Journal of Financial Regulation (editor-invited).</w:t>
+        <w:t xml:space="preserve"> Ten-category institutional diligence standard; finds bank-chartered stablecoin issuers face ~22x the regulatory capital requirements of money-transmitter-chartered issuers at $40B scale; production-validated by Circle's BUIDL March 27, 2025 incident (23 hours of limited availability). Editor-invited submission to the Journal of Financial Regulation.</w:t>
       </w:r>
     </w:p>
     <w:p>

--- a/resumes/Zukowski_Resume_Asset_Management.docx
+++ b/resumes/Zukowski_Resume_Asset_Management.docx
@@ -13,8 +13,8 @@
           <w:b/>
           <w:bCs/>
           <w:color w:val="1A1A1A"/>
-          <w:sz w:val="40"/>
-          <w:szCs w:val="40"/>
+          <w:sz w:val="37"/>
+          <w:szCs w:val="37"/>
         </w:rPr>
         <w:t xml:space="preserve">Zach Zukowski</w:t>
       </w:r>
@@ -28,8 +28,8 @@
         <w:rPr>
           <w:rFonts w:ascii="Arial" w:cs="Arial" w:eastAsia="Arial" w:hAnsi="Arial"/>
           <w:color w:val="444444"/>
-          <w:sz w:val="19"/>
-          <w:szCs w:val="19"/>
+          <w:sz w:val="17"/>
+          <w:szCs w:val="17"/>
         </w:rPr>
         <w:t xml:space="preserve">Orlando, FL | Zach@Tokenization.Systems | 407-536-8625</w:t>
       </w:r>
@@ -44,8 +44,8 @@
           <w:rPr>
             <w:rFonts w:ascii="Arial" w:cs="Arial" w:eastAsia="Arial" w:hAnsi="Arial"/>
             <w:color w:val="2255AA"/>
-            <w:sz w:val="19"/>
-            <w:szCs w:val="19"/>
+            <w:sz w:val="17"/>
+            <w:szCs w:val="17"/>
           </w:rPr>
           <w:t xml:space="preserve">Tokenization.Systems</w:t>
         </w:r>
@@ -54,8 +54,8 @@
         <w:rPr>
           <w:rFonts w:ascii="Arial" w:cs="Arial" w:eastAsia="Arial" w:hAnsi="Arial"/>
           <w:color w:val="444444"/>
-          <w:sz w:val="19"/>
-          <w:szCs w:val="19"/>
+          <w:sz w:val="17"/>
+          <w:szCs w:val="17"/>
         </w:rPr>
         <w:t xml:space="preserve">  |  </w:t>
       </w:r>
@@ -64,8 +64,8 @@
           <w:rPr>
             <w:rFonts w:ascii="Arial" w:cs="Arial" w:eastAsia="Arial" w:hAnsi="Arial"/>
             <w:color w:val="2255AA"/>
-            <w:sz w:val="19"/>
-            <w:szCs w:val="19"/>
+            <w:sz w:val="17"/>
+            <w:szCs w:val="17"/>
           </w:rPr>
           <w:t xml:space="preserve">LinkedIn</w:t>
         </w:r>
@@ -74,8 +74,8 @@
         <w:rPr>
           <w:rFonts w:ascii="Arial" w:cs="Arial" w:eastAsia="Arial" w:hAnsi="Arial"/>
           <w:color w:val="444444"/>
-          <w:sz w:val="19"/>
-          <w:szCs w:val="19"/>
+          <w:sz w:val="17"/>
+          <w:szCs w:val="17"/>
         </w:rPr>
         <w:t xml:space="preserve">  |  </w:t>
       </w:r>
@@ -84,8 +84,8 @@
           <w:rPr>
             <w:rFonts w:ascii="Arial" w:cs="Arial" w:eastAsia="Arial" w:hAnsi="Arial"/>
             <w:color w:val="2255AA"/>
-            <w:sz w:val="19"/>
-            <w:szCs w:val="19"/>
+            <w:sz w:val="17"/>
+            <w:szCs w:val="17"/>
           </w:rPr>
           <w:t xml:space="preserve">SSRN</w:t>
         </w:r>
@@ -102,8 +102,8 @@
           <w:b/>
           <w:bCs/>
           <w:color w:val="1A1A1A"/>
-          <w:sz w:val="23"/>
-          <w:szCs w:val="23"/>
+          <w:sz w:val="21"/>
+          <w:szCs w:val="21"/>
         </w:rPr>
         <w:t>TOKENIZED-PRODUCT INVESTMENT MANAGEMENT · DUE DILIGENCE · PORTFOLIO STRATEGY</w:t>
       </w:r>
@@ -117,9 +117,9 @@
         <w:rPr>
           <w:b w:val="0"/>
           <w:i w:val="0"/>
-          <w:sz w:val="18"/>
-        </w:rPr>
-        <w:t>· ~$500M AUM · 250 investments (~25% deployment rate) · ~75 DATs analyzed, 18 invested · LayerZero seed (~80x) · 8 SSRN papers · 14 federal comment letters</w:t>
+          <w:sz w:val="17"/>
+        </w:rPr>
+        <w:t>· Digital assets since 2016 (10 years) · ~$500M AUM · 250 investments (~25% deployment rate) · ~75 DATs analyzed, 18 invested · LayerZero seed (~80x) · 8 SSRN papers · 14 federal comment letters</w:t>
         <w:br/>
         <w:t>· 16 USPTO patent applications across 8 families (Canonical⁠-⁠State Architecture for multi⁠-⁠agent AI research)</w:t>
       </w:r>
@@ -137,8 +137,8 @@
           <w:b/>
           <w:bCs/>
           <w:color w:val="1A1A1A"/>
-          <w:sz w:val="20"/>
-          <w:szCs w:val="20"/>
+          <w:sz w:val="18"/>
+          <w:szCs w:val="18"/>
         </w:rPr>
         <w:t xml:space="preserve">SUMMARY</w:t>
       </w:r>
@@ -151,10 +151,10 @@
         <w:rPr>
           <w:rFonts w:ascii="Arial" w:cs="Arial" w:eastAsia="Arial" w:hAnsi="Arial"/>
           <w:color w:val="1A1A1A"/>
-          <w:sz w:val="19"/>
-          <w:szCs w:val="19"/>
-        </w:rPr>
-        <w:t>Tokenized-product investment researcher who underwrites tokenized money-market funds, deposit tokens, stablecoins, and yield wrappers from sourcing through committee. First hire at Borderless Capital, an RIA; now founder of Tokenization Systems.</w:t>
+          <w:sz w:val="17"/>
+          <w:szCs w:val="17"/>
+        </w:rPr>
+        <w:t>Ten years in digital assets: independent protocol research from Jul 2016, institutional practice from Dec 2019. Tokenized-product investment researcher who underwrites tokenized money-market funds, deposit tokens, stablecoins, and yield wrappers from sourcing through committee. First hire at Borderless Capital, an RIA; now founder of Tokenization Systems.</w:t>
       </w:r>
     </w:p>
     <w:p>
@@ -165,8 +165,8 @@
         <w:rPr>
           <w:rFonts w:ascii="Arial" w:cs="Arial" w:eastAsia="Arial" w:hAnsi="Arial"/>
           <w:color w:val="1A1A1A"/>
-          <w:sz w:val="19"/>
-          <w:szCs w:val="19"/>
+          <w:sz w:val="17"/>
+          <w:szCs w:val="17"/>
         </w:rPr>
         <w:t>Focus: tokenized-product diligence, portfolio construction, build-versus-hold allocation, NAV and mNAV analysis, deal sourcing · scenario modeling, Monte Carlo, difference-in-differences · pre-seed to Series C, Digital Asset Treasuries.</w:t>
       </w:r>
@@ -184,8 +184,8 @@
           <w:b/>
           <w:bCs/>
           <w:color w:val="1A1A1A"/>
-          <w:sz w:val="20"/>
-          <w:szCs w:val="20"/>
+          <w:sz w:val="18"/>
+          <w:szCs w:val="18"/>
         </w:rPr>
         <w:t xml:space="preserve">EXPERIENCE</w:t>
       </w:r>
@@ -458,15 +458,6 @@
         <w:ind w:left="320" w:hanging="160"/>
       </w:pPr>
       <w:r>
-        <w:t>• Prevented hostile governance capture on a top-25 blockchain via voting-path simulation under coalition-attack scenarios; surfaced the vulnerability and mitigation route before exploitation.</w:t>
-      </w:r>
-    </w:p>
-    <w:p>
-      <w:pPr>
-        <w:spacing w:after="36"/>
-        <w:ind w:left="320" w:hanging="160"/>
-      </w:pPr>
-      <w:r>
         <w:t>• Identified ~15% misreporting of circulating supply in a top-25 Layer 1 protocol by independently modeling its tokenomics (emission schedule, vesting, burn dynamics); the discrepancy had propagated to CoinMarketCap and CoinGecko, and was corrected after partnering with the protocol's foundation engineers.</w:t>
       </w:r>
     </w:p>
@@ -503,26 +494,6 @@
         <w:ind w:left="320" w:hanging="160"/>
       </w:pPr>
       <w:r>
-        <w:t xml:space="preserve">• Advised 100 portfolio companies 1-on-1 on token mechanism design (stablecoin reserves, governance-token allocation and incentive design, yield wrappers, burn/emission dynamics); standards defined in </w:t>
-      </w:r>
-      <w:hyperlink r:id="rId21">
-        <w:r>
-          <w:rPr>
-            <w:rStyle w:val="Hyperlink"/>
-          </w:rPr>
-          <w:t xml:space="preserve">Introduction to Tokenomics</w:t>
-        </w:r>
-      </w:hyperlink>
-      <w:r>
-        <w:t>.</w:t>
-      </w:r>
-    </w:p>
-    <w:p>
-      <w:pPr>
-        <w:spacing w:after="36"/>
-        <w:ind w:left="320" w:hanging="160"/>
-      </w:pPr>
-      <w:r>
         <w:t>• Built quantitative token-economic models forecasting emissions, fee capture, pricing and subsidy-to-revenue trajectories, and governance concentration under wide scenario ranges; supply-equilibrium and slashing dynamics supporting Layer 1 business-model and mechanism-design advisory.</w:t>
       </w:r>
     </w:p>
@@ -555,11 +526,86 @@
     </w:p>
     <w:p>
       <w:pPr>
-        <w:spacing w:after="36"/>
-        <w:ind w:left="320" w:hanging="160"/>
-      </w:pPr>
-      <w:r>
-        <w:t>• Translated regulatory change (GENIUS, CLARITY, Singapore MAS, MiCA, state money-transmitter and trust-charter regimes) into product, reserve, routing, and compliance decisions across U.S., Singapore, Cayman / BVI / Bermuda, and EU; coordinated cross-functional partner work spanning Product / Engineering, Risk (operational-risk taxonomy), and Legal.</w:t>
+        <w:keepNext/>
+        <w:tabs>
+          <w:tab w:val="right" w:pos="10320"/>
+        </w:tabs>
+        <w:spacing w:after="40" w:before="160"/>
+      </w:pPr>
+      <w:r>
+        <w:rPr>
+          <w:b/>
+        </w:rPr>
+        <w:t>Blockchain Research Analyst (Independent)</w:t>
+      </w:r>
+      <w:r>
+        <w:t xml:space="preserve"> · Self-Employed</w:t>
+      </w:r>
+      <w:r>
+        <w:tab/>
+      </w:r>
+      <w:r>
+        <w:rPr>
+          <w:i/>
+        </w:rPr>
+        <w:t>Jul 2016 to Present</w:t>
+      </w:r>
+    </w:p>
+    <w:p>
+      <w:pPr>
+        <w:keepLines/>
+        <w:spacing w:after="36"/>
+        <w:ind w:left="320" w:hanging="160"/>
+      </w:pPr>
+      <w:r>
+        <w:t>• Independent digital-asset research since Jul 2016, three years before joining Borderless Capital: reviewed 250+ protocol whitepapers, diligenced 1,000+ project and token-offering pitches, consulted 150+ projects on protocol design and tokenomics, and invested in 50+ token offerings.</w:t>
+      </w:r>
+    </w:p>
+    <w:p>
+      <w:pPr>
+        <w:keepLines/>
+        <w:spacing w:after="36"/>
+        <w:ind w:left="320" w:hanging="160"/>
+      </w:pPr>
+      <w:r>
+        <w:t>• Hands-on validation across 30+ blockchains under live conditions: liquidity, fees, settlement finality, bridging, governance execution, and custody and security trade-offs. 30+ conferences and bank summits across the U.S., Europe, Asia, and Dubai.</w:t>
+      </w:r>
+    </w:p>
+    <w:p>
+      <w:pPr>
+        <w:keepNext/>
+        <w:tabs>
+          <w:tab w:val="right" w:pos="10320"/>
+        </w:tabs>
+        <w:spacing w:after="40" w:before="160"/>
+      </w:pPr>
+      <w:r>
+        <w:rPr>
+          <w:b/>
+        </w:rPr>
+        <w:t>Analyst Intern</w:t>
+      </w:r>
+      <w:r>
+        <w:t xml:space="preserve"> · Greenway Solutions (fraud-control consulting; client: USAA)</w:t>
+      </w:r>
+      <w:r>
+        <w:tab/>
+      </w:r>
+      <w:r>
+        <w:rPr>
+          <w:i/>
+        </w:rPr>
+        <w:t>May to Sep 2016</w:t>
+      </w:r>
+    </w:p>
+    <w:p>
+      <w:pPr>
+        <w:keepLines/>
+        <w:spacing w:after="36"/>
+        <w:ind w:left="320" w:hanging="160"/>
+      </w:pPr>
+      <w:r>
+        <w:t>• Benchmarked fraud controls and the security-versus-friction tradeoff across online, mobile, and call-center channels at nine leading U.S. banks: authentication and password-reset controls, account-opening data requirements, and funds-availability and clearing timing; built the scoring framework and delivered the executive summary.</w:t>
       </w:r>
     </w:p>
     <w:p>
@@ -576,8 +622,8 @@
           <w:b/>
           <w:bCs/>
           <w:color w:val="1A1A1A"/>
-          <w:sz w:val="20"/>
-          <w:szCs w:val="20"/>
+          <w:sz w:val="18"/>
+          <w:szCs w:val="18"/>
         </w:rPr>
         <w:t xml:space="preserve">SELECTED RESEARCH</w:t>
       </w:r>
@@ -826,8 +872,8 @@
           <w:b/>
           <w:bCs/>
           <w:color w:val="1A1A1A"/>
-          <w:sz w:val="20"/>
-          <w:szCs w:val="20"/>
+          <w:sz w:val="18"/>
+          <w:szCs w:val="18"/>
         </w:rPr>
         <w:t xml:space="preserve">TECHNICAL</w:t>
       </w:r>
@@ -887,8 +933,8 @@
           <w:b/>
           <w:bCs/>
           <w:color w:val="1A1A1A"/>
-          <w:sz w:val="20"/>
-          <w:szCs w:val="20"/>
+          <w:sz w:val="18"/>
+          <w:szCs w:val="18"/>
         </w:rPr>
         <w:t>RECOGNITION</w:t>
       </w:r>
@@ -944,8 +990,8 @@
           <w:b/>
           <w:bCs/>
           <w:color w:val="1A1A1A"/>
-          <w:sz w:val="20"/>
-          <w:szCs w:val="20"/>
+          <w:sz w:val="18"/>
+          <w:szCs w:val="18"/>
         </w:rPr>
         <w:t>FRAMEWORKS AUTHORED</w:t>
       </w:r>
@@ -1027,8 +1073,8 @@
           <w:b/>
           <w:bCs/>
           <w:color w:val="1A1A1A"/>
-          <w:sz w:val="20"/>
-          <w:szCs w:val="20"/>
+          <w:sz w:val="18"/>
+          <w:szCs w:val="18"/>
         </w:rPr>
         <w:t xml:space="preserve">EDUCATION</w:t>
       </w:r>
@@ -1230,8 +1276,8 @@
       <w:rPr>
         <w:rFonts w:ascii="Arial" w:cs="Arial" w:eastAsia="Arial" w:hAnsi="Arial"/>
         <w:color w:val="1A1A1A"/>
-        <w:sz w:val="19"/>
-        <w:szCs w:val="19"/>
+        <w:sz w:val="17"/>
+        <w:szCs w:val="17"/>
       </w:rPr>
     </w:rPrDefault>
     <w:pPrDefault/>
@@ -1242,8 +1288,8 @@
     <w:next w:val="Normal"/>
     <w:qFormat/>
     <w:rPr>
-      <w:sz w:val="56"/>
-      <w:szCs w:val="56"/>
+      <w:sz w:val="52"/>
+      <w:szCs w:val="52"/>
     </w:rPr>
   </w:style>
   <w:style w:type="paragraph" w:styleId="Heading1">
@@ -1253,8 +1299,8 @@
     <w:qFormat/>
     <w:rPr>
       <w:color w:val="2E74B5"/>
-      <w:sz w:val="32"/>
-      <w:szCs w:val="32"/>
+      <w:sz w:val="29"/>
+      <w:szCs w:val="29"/>
     </w:rPr>
   </w:style>
   <w:style w:type="paragraph" w:styleId="Heading2">
@@ -1264,8 +1310,8 @@
     <w:qFormat/>
     <w:rPr>
       <w:color w:val="2E74B5"/>
-      <w:sz w:val="26"/>
-      <w:szCs w:val="26"/>
+      <w:sz w:val="24"/>
+      <w:szCs w:val="24"/>
     </w:rPr>
   </w:style>
   <w:style w:type="paragraph" w:styleId="Heading3">
@@ -1275,8 +1321,8 @@
     <w:qFormat/>
     <w:rPr>
       <w:color w:val="1F4D78"/>
-      <w:sz w:val="24"/>
-      <w:szCs w:val="24"/>
+      <w:sz w:val="22"/>
+      <w:szCs w:val="22"/>
     </w:rPr>
   </w:style>
   <w:style w:type="paragraph" w:styleId="Heading4">
@@ -1354,8 +1400,8 @@
       <w:spacing w:after="0" w:line="240" w:lineRule="auto"/>
     </w:pPr>
     <w:rPr>
-      <w:sz w:val="20"/>
-      <w:szCs w:val="20"/>
+      <w:sz w:val="18"/>
+      <w:szCs w:val="18"/>
     </w:rPr>
   </w:style>
   <w:style w:type="character" w:styleId="FootnoteTextChar">
@@ -1366,8 +1412,8 @@
     <w:semiHidden/>
     <w:unhideWhenUsed/>
     <w:rPr>
-      <w:sz w:val="20"/>
-      <w:szCs w:val="20"/>
+      <w:sz w:val="18"/>
+      <w:szCs w:val="18"/>
     </w:rPr>
   </w:style>
 </w:styles>

--- a/resumes/Zukowski_Resume_Asset_Management.docx
+++ b/resumes/Zukowski_Resume_Asset_Management.docx
@@ -121,7 +121,7 @@
         </w:rPr>
         <w:t>· Digital assets since 2016 (10 years) · ~$500M AUM · 250 investments (~25% deployment rate) · ~75 DATs analyzed, 18 invested · LayerZero seed (~80x) · 8 SSRN papers · 14 federal comment letters</w:t>
         <w:br/>
-        <w:t>· 16 USPTO patent applications across 8 families (Canonical⁠-⁠State Architecture for multi⁠-⁠agent AI research)</w:t>
+        <w:t>· 17 USPTO patent applications across 9 families (Canonical⁠-⁠State Architecture for multi⁠-⁠agent AI research)</w:t>
       </w:r>
     </w:p>
     <w:p>

--- a/resumes/Zukowski_Resume_Asset_Management.docx
+++ b/resumes/Zukowski_Resume_Asset_Management.docx
@@ -119,7 +119,7 @@
           <w:i w:val="0"/>
           <w:sz w:val="17"/>
         </w:rPr>
-        <w:t>· Digital assets since 2016 (10 years) · ~$500M AUM · 250 investments (~25% deployment rate) · ~75 DATs analyzed, 18 invested · LayerZero seed (~80x) · 8 SSRN papers · 14 federal comment letters</w:t>
+        <w:t>· Digital assets since 2016 (10 years) · ~$500M AUM · 250 investments (~25% deployment rate) · ~75 DATs analyzed, 18 invested · LayerZero seed (~80x) · 8 SSRN papers · 15 federal comment letters</w:t>
         <w:br/>
         <w:t>· 17 USPTO patent applications across 9 families (Canonical⁠-⁠State Architecture for multi⁠-⁠agent AI research)</w:t>
       </w:r>
@@ -286,7 +286,7 @@
         <w:ind w:left="320" w:hanging="160"/>
       </w:pPr>
       <w:r>
-        <w:t xml:space="preserve">• Contributed fourteen comment letters across a federal regulatory program (OCC bank stablecoin engagement </w:t>
+        <w:t xml:space="preserve">• Contributed fifteen comment letters across a federal regulatory program (OCC bank stablecoin engagement </w:t>
       </w:r>
       <w:hyperlink r:id="rId12">
         <w:r>

--- a/resumes/Zukowski_Resume_Asset_Management.docx
+++ b/resumes/Zukowski_Resume_Asset_Management.docx
@@ -396,7 +396,7 @@
         </w:r>
       </w:hyperlink>
       <w:r>
-        <w:t xml:space="preserve"> accepted for publication at Frontiers in Blockchain.</w:t>
+        <w:t xml:space="preserve"> published at Frontiers in Blockchain.</w:t>
       </w:r>
     </w:p>
     <w:p>
@@ -835,7 +835,7 @@
         </w:r>
       </w:hyperlink>
       <w:r>
-        <w:t xml:space="preserve"> Accepted for publication at Frontiers in Blockchain. Live-governance audit of 52 token protocols: launch allocation does not predict governance concentration; DePIN governance is more concentrated than DeFi after correction (Cohen's d = 0.65, a directionally robust medium effect).</w:t>
+        <w:t xml:space="preserve"> Published at Frontiers in Blockchain (2026). Live-governance audit of 52 token protocols: launch allocation does not predict governance concentration; DePIN governance is more concentrated than DeFi after correction (Cohen's d = 0.65, a directionally robust medium effect).</w:t>
       </w:r>
     </w:p>
     <w:p>

--- a/resumes/Zukowski_Resume_Asset_Management.docx
+++ b/resumes/Zukowski_Resume_Asset_Management.docx
@@ -39,11 +39,10 @@
         <w:spacing w:after="55"/>
         <w:jc w:val="center"/>
       </w:pPr>
-      <w:hyperlink w:history="1" r:id="rIdtk3pkbjp0bnea-khivcha">
-        <w:r>
-          <w:rPr>
-            <w:rFonts w:ascii="Arial" w:cs="Arial" w:eastAsia="Arial" w:hAnsi="Arial"/>
-            <w:color w:val="2255AA"/>
+      <w:hyperlink r:id="rIdtk3pkbjp0bnea-khivcha">
+        <w:r>
+          <w:rPr>
+            <w:rStyle w:val="Hyperlink"/>
             <w:sz w:val="17"/>
             <w:szCs w:val="17"/>
           </w:rPr>
@@ -52,18 +51,15 @@
       </w:hyperlink>
       <w:r>
         <w:rPr>
-          <w:rFonts w:ascii="Arial" w:cs="Arial" w:eastAsia="Arial" w:hAnsi="Arial"/>
-          <w:color w:val="444444"/>
           <w:sz w:val="17"/>
           <w:szCs w:val="17"/>
         </w:rPr>
         <w:t xml:space="preserve">  |  </w:t>
       </w:r>
-      <w:hyperlink w:history="1" r:id="rIdnnxna0daueqz2sdxissom">
-        <w:r>
-          <w:rPr>
-            <w:rFonts w:ascii="Arial" w:cs="Arial" w:eastAsia="Arial" w:hAnsi="Arial"/>
-            <w:color w:val="2255AA"/>
+      <w:hyperlink r:id="rIdnnxna0daueqz2sdxissom">
+        <w:r>
+          <w:rPr>
+            <w:rStyle w:val="Hyperlink"/>
             <w:sz w:val="17"/>
             <w:szCs w:val="17"/>
           </w:rPr>
@@ -72,18 +68,15 @@
       </w:hyperlink>
       <w:r>
         <w:rPr>
-          <w:rFonts w:ascii="Arial" w:cs="Arial" w:eastAsia="Arial" w:hAnsi="Arial"/>
-          <w:color w:val="444444"/>
           <w:sz w:val="17"/>
           <w:szCs w:val="17"/>
         </w:rPr>
         <w:t xml:space="preserve">  |  </w:t>
       </w:r>
-      <w:hyperlink w:history="1" r:id="rIdrdmpe-g4zsyvawvrrkisd">
-        <w:r>
-          <w:rPr>
-            <w:rFonts w:ascii="Arial" w:cs="Arial" w:eastAsia="Arial" w:hAnsi="Arial"/>
-            <w:color w:val="2255AA"/>
+      <w:hyperlink r:id="rIdrdmpe-g4zsyvawvrrkisd">
+        <w:r>
+          <w:rPr>
+            <w:rStyle w:val="Hyperlink"/>
             <w:sz w:val="17"/>
             <w:szCs w:val="17"/>
           </w:rPr>
@@ -119,9 +112,9 @@
           <w:i w:val="0"/>
           <w:sz w:val="17"/>
         </w:rPr>
-        <w:t>· Digital assets since 2016 (10 years) · ~$500M AUM · 250 investments (~25% deployment rate) · ~75 DATs analyzed, 18 invested · LayerZero seed (~80x) · 8 SSRN papers · 15 federal comment letters</w:t>
+        <w:t>· Digital assets since 2016 (10 years) · ~$500M AUM · 250 investments (~25% deployment rate) · ~75 DATs analyzed, 18 invested · LayerZero seed (~80x) · 8 SSRN papers · 16 federal comment letters</w:t>
         <w:br/>
-        <w:t>· 17 USPTO patent applications across 9 families (Canonical⁠-⁠State Architecture for multi⁠-⁠agent AI research)</w:t>
+        <w:t>· 30 USPTO patent applications across 20 families (Canonical⁠-⁠State Architecture for multi⁠-⁠agent AI research)</w:t>
       </w:r>
     </w:p>
     <w:p>
@@ -188,340 +181,6 @@
           <w:szCs w:val="18"/>
         </w:rPr>
         <w:t xml:space="preserve">EXPERIENCE</w:t>
-      </w:r>
-    </w:p>
-    <w:p>
-      <w:pPr>
-        <w:tabs>
-          <w:tab w:val="right" w:pos="10320"/>
-        </w:tabs>
-        <w:spacing w:after="40" w:before="160"/>
-      </w:pPr>
-      <w:r>
-        <w:rPr>
-          <w:b/>
-        </w:rPr>
-        <w:t>Founder</w:t>
-      </w:r>
-      <w:r>
-        <w:t xml:space="preserve"> · Tokenization Systems</w:t>
-      </w:r>
-      <w:r>
-        <w:tab/>
-      </w:r>
-      <w:r>
-        <w:rPr>
-          <w:i/>
-        </w:rPr>
-        <w:t>Feb 2026 to Present</w:t>
-      </w:r>
-    </w:p>
-    <w:p>
-      <w:pPr>
-        <w:spacing w:after="36"/>
-        <w:ind w:left="320" w:hanging="160"/>
-      </w:pPr>
-      <w:r>
-        <w:t xml:space="preserve">• Authored an eight-paper SSRN-live research program covering the </w:t>
-      </w:r>
-      <w:hyperlink r:id="rId6">
-        <w:r>
-          <w:rPr>
-            <w:rStyle w:val="Hyperlink"/>
-          </w:rPr>
-          <w:t xml:space="preserve">Control Layer Intensity Index</w:t>
-        </w:r>
-      </w:hyperlink>
-      <w:r>
-        <w:t xml:space="preserve"> (CLII) for gateway concentration, the </w:t>
-      </w:r>
-      <w:hyperlink r:id="rId7">
-        <w:r>
-          <w:rPr>
-            <w:rStyle w:val="Hyperlink"/>
-          </w:rPr>
-          <w:t xml:space="preserve">Minimum Viable Equivalence Pack</w:t>
-        </w:r>
-      </w:hyperlink>
-      <w:r>
-        <w:t xml:space="preserve"> (MVEP) for institutional tokenization diligence, programmable monetary-policy design (</w:t>
-      </w:r>
-      <w:hyperlink r:id="rId8">
-        <w:r>
-          <w:rPr>
-            <w:rStyle w:val="Hyperlink"/>
-          </w:rPr>
-          <w:t xml:space="preserve">Adaptive Tokenomics</w:t>
-        </w:r>
-      </w:hyperlink>
-      <w:r>
-        <w:t xml:space="preserve">), </w:t>
-      </w:r>
-      <w:hyperlink r:id="rId10">
-        <w:r>
-          <w:rPr>
-            <w:rStyle w:val="Hyperlink"/>
-          </w:rPr>
-          <w:t xml:space="preserve">governance concentration</w:t>
-        </w:r>
-      </w:hyperlink>
-      <w:r>
-        <w:t xml:space="preserve">, and </w:t>
-      </w:r>
-      <w:hyperlink r:id="rId11">
-        <w:r>
-          <w:rPr>
-            <w:rStyle w:val="Hyperlink"/>
-          </w:rPr>
-          <w:t xml:space="preserve">operational risk in token economies</w:t>
-        </w:r>
-      </w:hyperlink>
-      <w:r>
-        <w:t>. Three additional papers in development (B5 Bankruptcy-Priority Misaligned Incentives, A7 Control Layer Theory, SVB Reserve Concentration); methodology paper in preparation.</w:t>
-      </w:r>
-    </w:p>
-    <w:p>
-      <w:pPr>
-        <w:spacing w:after="36"/>
-        <w:ind w:left="320" w:hanging="160"/>
-      </w:pPr>
-      <w:r>
-        <w:t xml:space="preserve">• Contributed fifteen comment letters across a federal regulatory program (OCC bank stablecoin engagement </w:t>
-      </w:r>
-      <w:hyperlink r:id="rId12">
-        <w:r>
-          <w:rPr>
-            <w:rStyle w:val="Hyperlink"/>
-          </w:rPr>
-          <w:t xml:space="preserve">RIN 1557-AF41</w:t>
-        </w:r>
-      </w:hyperlink>
-      <w:r>
-        <w:t xml:space="preserve"> plus </w:t>
-      </w:r>
-      <w:hyperlink r:id="rId13">
-        <w:r>
-          <w:rPr>
-            <w:rStyle w:val="Hyperlink"/>
-          </w:rPr>
-          <w:t xml:space="preserve">supplemental control-layer extension</w:t>
-        </w:r>
-      </w:hyperlink>
-      <w:r>
-        <w:t xml:space="preserve">; </w:t>
-      </w:r>
-      <w:hyperlink r:id="rId14">
-        <w:r>
-          <w:rPr>
-            <w:rStyle w:val="Hyperlink"/>
-          </w:rPr>
-          <w:t xml:space="preserve">Treasury GENIUS Act state similarity</w:t>
-        </w:r>
-      </w:hyperlink>
-      <w:r>
-        <w:t xml:space="preserve">; FDIC payment-stablecoin reserve standards </w:t>
-      </w:r>
-      <w:hyperlink r:id="rId15">
-        <w:r>
-          <w:rPr>
-            <w:rStyle w:val="Hyperlink"/>
-          </w:rPr>
-          <w:t xml:space="preserve">RIN 3064-AG19</w:t>
-        </w:r>
-      </w:hyperlink>
-      <w:r>
-        <w:t xml:space="preserve"> and stablecoin-subsidiary issuance approvals </w:t>
-      </w:r>
-      <w:hyperlink r:id="rId16">
-        <w:r>
-          <w:rPr>
-            <w:rStyle w:val="Hyperlink"/>
-          </w:rPr>
-          <w:t xml:space="preserve">RIN 3064-AG20</w:t>
-        </w:r>
-      </w:hyperlink>
-      <w:r>
-        <w:t xml:space="preserve">; FinCEN AML/CFT </w:t>
-      </w:r>
-      <w:hyperlink r:id="rId17">
-        <w:r>
-          <w:rPr>
-            <w:rStyle w:val="Hyperlink"/>
-          </w:rPr>
-          <w:t xml:space="preserve">FINCEN-2026-0034</w:t>
-        </w:r>
-      </w:hyperlink>
-      <w:r>
-        <w:t xml:space="preserve">; FinCEN-OFAC PPSI sanctions </w:t>
-      </w:r>
-      <w:hyperlink r:id="rId18">
-        <w:r>
-          <w:rPr>
-            <w:rStyle w:val="Hyperlink"/>
-          </w:rPr>
-          <w:t xml:space="preserve">FINCEN-2026-0100</w:t>
-        </w:r>
-      </w:hyperlink>
-      <w:r>
-        <w:t xml:space="preserve">; joint banking AML/CFT </w:t>
-      </w:r>
-      <w:hyperlink r:id="rId19">
-        <w:r>
-          <w:rPr>
-            <w:rStyle w:val="Hyperlink"/>
-          </w:rPr>
-          <w:t xml:space="preserve">91 FR 18304</w:t>
-        </w:r>
-      </w:hyperlink>
-      <w:r>
-        <w:t xml:space="preserve">); </w:t>
-      </w:r>
-      <w:hyperlink r:id="rId20">
-        <w:r>
-          <w:rPr>
-            <w:rStyle w:val="Hyperlink"/>
-          </w:rPr>
-          <w:t xml:space="preserve">Routing the Dollar</w:t>
-        </w:r>
-      </w:hyperlink>
-      <w:r>
-        <w:t xml:space="preserve"> prepared for the Federal Reserve Fifth Conference on the Dollar's International Roles (Jun 2026); </w:t>
-      </w:r>
-      <w:hyperlink r:id="rId10">
-        <w:r>
-          <w:rPr>
-            <w:rStyle w:val="Hyperlink"/>
-          </w:rPr>
-          <w:t xml:space="preserve">Governance Concentration</w:t>
-        </w:r>
-      </w:hyperlink>
-      <w:r>
-        <w:t xml:space="preserve"> published at Frontiers in Blockchain.</w:t>
-      </w:r>
-    </w:p>
-    <w:p>
-      <w:pPr>
-        <w:spacing w:after="36"/>
-        <w:ind w:left="320" w:hanging="160"/>
-      </w:pPr>
-      <w:r>
-        <w:t>• Working dialogue with capital-markets infrastructure operators on stablecoin, deposit-token, tokenized-deposit, and tokenized-equity deployment.</w:t>
-      </w:r>
-    </w:p>
-    <w:p>
-      <w:pPr>
-        <w:tabs>
-          <w:tab w:val="right" w:pos="10320"/>
-        </w:tabs>
-        <w:spacing w:after="40" w:before="160"/>
-      </w:pPr>
-      <w:r>
-        <w:rPr>
-          <w:b/>
-        </w:rPr>
-        <w:t>Senior Investment Analyst, Digital Assets</w:t>
-      </w:r>
-      <w:r>
-        <w:t xml:space="preserve"> · Borderless Capital (RIA; first hire)</w:t>
-      </w:r>
-      <w:r>
-        <w:tab/>
-      </w:r>
-      <w:r>
-        <w:rPr>
-          <w:i/>
-        </w:rPr>
-        <w:t>Dec 2019 to Feb 2026</w:t>
-      </w:r>
-    </w:p>
-    <w:p>
-      <w:pPr>
-        <w:spacing w:after="36"/>
-        <w:ind w:left="320" w:hanging="160"/>
-      </w:pPr>
-      <w:r>
-        <w:t xml:space="preserve">• Sourced the </w:t>
-      </w:r>
-      <w:r>
-        <w:rPr>
-          <w:b/>
-        </w:rPr>
-        <w:t>LayerZero seed round</w:t>
-      </w:r>
-      <w:r>
-        <w:t xml:space="preserve"> investment for Borderless, returning ~80x; the underlying cross-chain interoperability thesis preceded the firm's Cross-Chain Ecosystem Fund by two years.</w:t>
-      </w:r>
-    </w:p>
-    <w:p>
-      <w:pPr>
-        <w:spacing w:after="36"/>
-        <w:ind w:left="320" w:hanging="160"/>
-      </w:pPr>
-      <w:r>
-        <w:t>• Identified ~15% misreporting of circulating supply in a top-25 Layer 1 protocol by independently modeling its tokenomics (emission schedule, vesting, burn dynamics); the discrepancy had propagated to CoinMarketCap and CoinGecko, and was corrected after partnering with the protocol's foundation engineers.</w:t>
-      </w:r>
-    </w:p>
-    <w:p>
-      <w:pPr>
-        <w:spacing w:after="36"/>
-        <w:ind w:left="320" w:hanging="160"/>
-      </w:pPr>
-      <w:r>
-        <w:t>• Shipped 250 portfolio investments (~25% deployment rate) across ~10 institutional funds (~$500M AUM) from a 1,000+ deal pre-seed-to-Series-C funnel, with build/partner/hold recommendations to committee.</w:t>
-      </w:r>
-    </w:p>
-    <w:p>
-      <w:pPr>
-        <w:spacing w:after="36"/>
-        <w:ind w:left="320" w:hanging="160"/>
-      </w:pPr>
-      <w:r>
-        <w:t xml:space="preserve">• Predicted Thorchain's </w:t>
-      </w:r>
-      <w:r>
-        <w:rPr>
-          <w:b/>
-        </w:rPr>
-        <w:t>$200M insolvency 13 months in advance</w:t>
-      </w:r>
-      <w:r>
-        <w:t>, leading to a no-exposure posture before the predicted failure mode materialized.</w:t>
-      </w:r>
-    </w:p>
-    <w:p>
-      <w:pPr>
-        <w:spacing w:after="36"/>
-        <w:ind w:left="320" w:hanging="160"/>
-      </w:pPr>
-      <w:r>
-        <w:t>• Built quantitative token-economic models forecasting emissions, fee capture, pricing and subsidy-to-revenue trajectories, and governance concentration under wide scenario ranges; supply-equilibrium and slashing dynamics supporting Layer 1 business-model and mechanism-design advisory.</w:t>
-      </w:r>
-    </w:p>
-    <w:p>
-      <w:pPr>
-        <w:spacing w:after="36"/>
-        <w:ind w:left="320" w:hanging="160"/>
-      </w:pPr>
-      <w:r>
-        <w:t>• Built an automated SEC-filing and press-release monitoring pipeline (n8n + Apify) covering 30+ Digital Asset Treasury Stocks (DATs), tracking coins held, cash, debt, and share counts (float, adjusted, fully diluted) per issuer to compute multiple on NAV (mNAV) apples to apples across the sector; analyzed ~75 tokenization offerings in 2025 and invested in 18; AI-assisted diligence workflows reducing subscription-document review from ~4 hours to ~1 hour per deal.</w:t>
-      </w:r>
-    </w:p>
-    <w:p>
-      <w:pPr>
-        <w:spacing w:after="36"/>
-        <w:ind w:left="320" w:hanging="160"/>
-      </w:pPr>
-      <w:r>
-        <w:t>• Mapped jurisdictional tax / regulatory advantages of DAT structures over direct crypto holding: Japan's Metaplanet DAT cuts crypto capital-gains tax from up to 55% to 20% (equity rate, further reducible via Japan's IRA structure).</w:t>
-      </w:r>
-    </w:p>
-    <w:p>
-      <w:pPr>
-        <w:spacing w:after="36"/>
-        <w:ind w:left="320" w:hanging="160"/>
-      </w:pPr>
-      <w:r>
-        <w:t>• Built apples-to-apples multiple on NAV (mNAV) methodology for Digital Asset Treasury Stocks (DATs) and shipped a daily mNAV dashboard sourcing SEC filings and press releases; standardized treatment of non-crypto assets in the numerator across issuers (issuer-reported mNAV figures use inconsistent conventions that undermine cross-DAT comparison).</w:t>
       </w:r>
     </w:p>
     <w:p>
@@ -536,10 +195,10 @@
         <w:rPr>
           <w:b/>
         </w:rPr>
-        <w:t>Blockchain Research Analyst (Independent)</w:t>
-      </w:r>
-      <w:r>
-        <w:t xml:space="preserve"> · Self-Employed</w:t>
+        <w:t>Founder</w:t>
+      </w:r>
+      <w:r>
+        <w:t xml:space="preserve"> · Tokenization Systems</w:t>
       </w:r>
       <w:r>
         <w:tab/>
@@ -548,27 +207,199 @@
         <w:rPr>
           <w:i/>
         </w:rPr>
-        <w:t>Jul 2016 to Present</w:t>
-      </w:r>
-    </w:p>
-    <w:p>
-      <w:pPr>
-        <w:keepLines/>
-        <w:spacing w:after="36"/>
-        <w:ind w:left="320" w:hanging="160"/>
-      </w:pPr>
-      <w:r>
-        <w:t>• Independent digital-asset research since Jul 2016, three years before joining Borderless Capital: reviewed 250+ protocol whitepapers, diligenced 1,000+ project and token-offering pitches, consulted 150+ projects on protocol design and tokenomics, and invested in 50+ token offerings.</w:t>
-      </w:r>
-    </w:p>
-    <w:p>
-      <w:pPr>
-        <w:keepLines/>
-        <w:spacing w:after="36"/>
-        <w:ind w:left="320" w:hanging="160"/>
-      </w:pPr>
-      <w:r>
-        <w:t>• Hands-on validation across 30+ blockchains under live conditions: liquidity, fees, settlement finality, bridging, governance execution, and custody and security trade-offs. 30+ conferences and bank summits across the U.S., Europe, Asia, and Dubai.</w:t>
+        <w:t>Feb 2026 to Present</w:t>
+      </w:r>
+    </w:p>
+    <w:p>
+      <w:pPr>
+        <w:spacing w:after="36"/>
+        <w:ind w:left="320" w:hanging="160"/>
+      </w:pPr>
+      <w:r>
+        <w:t xml:space="preserve">• Authored an eight-paper SSRN-live research program covering the </w:t>
+      </w:r>
+      <w:hyperlink r:id="rId6">
+        <w:r>
+          <w:rPr>
+            <w:rStyle w:val="Hyperlink"/>
+          </w:rPr>
+          <w:t xml:space="preserve">Control Layer Intensity Index</w:t>
+        </w:r>
+      </w:hyperlink>
+      <w:r>
+        <w:t xml:space="preserve"> (CLII) for gateway concentration, the </w:t>
+      </w:r>
+      <w:hyperlink r:id="rId7">
+        <w:r>
+          <w:rPr>
+            <w:rStyle w:val="Hyperlink"/>
+          </w:rPr>
+          <w:t xml:space="preserve">Minimum Viable Equivalence Pack</w:t>
+        </w:r>
+      </w:hyperlink>
+      <w:r>
+        <w:t xml:space="preserve"> (MVEP) for institutional tokenization diligence, programmable monetary-policy design (</w:t>
+      </w:r>
+      <w:hyperlink r:id="rId8">
+        <w:r>
+          <w:rPr>
+            <w:rStyle w:val="Hyperlink"/>
+          </w:rPr>
+          <w:t xml:space="preserve">Adaptive Tokenomics</w:t>
+        </w:r>
+      </w:hyperlink>
+      <w:r>
+        <w:t xml:space="preserve">), </w:t>
+      </w:r>
+      <w:hyperlink r:id="rId10">
+        <w:r>
+          <w:rPr>
+            <w:rStyle w:val="Hyperlink"/>
+          </w:rPr>
+          <w:t xml:space="preserve">governance concentration</w:t>
+        </w:r>
+      </w:hyperlink>
+      <w:r>
+        <w:t xml:space="preserve">, and </w:t>
+      </w:r>
+      <w:hyperlink r:id="rId11">
+        <w:r>
+          <w:rPr>
+            <w:rStyle w:val="Hyperlink"/>
+          </w:rPr>
+          <w:t xml:space="preserve">operational risk in token economies</w:t>
+        </w:r>
+      </w:hyperlink>
+      <w:r>
+        <w:t>. Three additional papers in development (B5 Bankruptcy-Priority Misaligned Incentives, A7 Control Layer Theory, SVB Reserve Concentration); methodology paper in preparation.</w:t>
+      </w:r>
+    </w:p>
+    <w:p>
+      <w:pPr>
+        <w:spacing w:after="36"/>
+        <w:ind w:left="320" w:hanging="160"/>
+      </w:pPr>
+      <w:r>
+        <w:t xml:space="preserve">• Contributed sixteen comment letters across a federal regulatory program (OCC bank stablecoin engagement </w:t>
+      </w:r>
+      <w:hyperlink r:id="rId12">
+        <w:r>
+          <w:rPr>
+            <w:rStyle w:val="Hyperlink"/>
+          </w:rPr>
+          <w:t xml:space="preserve">RIN 1557-AF41</w:t>
+        </w:r>
+      </w:hyperlink>
+      <w:r>
+        <w:t xml:space="preserve"> plus </w:t>
+      </w:r>
+      <w:hyperlink r:id="rId13">
+        <w:r>
+          <w:rPr>
+            <w:rStyle w:val="Hyperlink"/>
+          </w:rPr>
+          <w:t xml:space="preserve">supplemental control-layer extension</w:t>
+        </w:r>
+      </w:hyperlink>
+      <w:r>
+        <w:t xml:space="preserve">; </w:t>
+      </w:r>
+      <w:hyperlink r:id="rId14">
+        <w:r>
+          <w:rPr>
+            <w:rStyle w:val="Hyperlink"/>
+          </w:rPr>
+          <w:t xml:space="preserve">Treasury GENIUS Act state similarity</w:t>
+        </w:r>
+      </w:hyperlink>
+      <w:r>
+        <w:t xml:space="preserve">; FDIC payment-stablecoin reserve standards </w:t>
+      </w:r>
+      <w:hyperlink r:id="rId15">
+        <w:r>
+          <w:rPr>
+            <w:rStyle w:val="Hyperlink"/>
+          </w:rPr>
+          <w:t xml:space="preserve">RIN 3064-AG19</w:t>
+        </w:r>
+      </w:hyperlink>
+      <w:r>
+        <w:t xml:space="preserve"> and stablecoin-subsidiary issuance approvals </w:t>
+      </w:r>
+      <w:hyperlink r:id="rId16">
+        <w:r>
+          <w:rPr>
+            <w:rStyle w:val="Hyperlink"/>
+          </w:rPr>
+          <w:t xml:space="preserve">RIN 3064-AG20</w:t>
+        </w:r>
+      </w:hyperlink>
+      <w:r>
+        <w:t xml:space="preserve">; FinCEN AML/CFT </w:t>
+      </w:r>
+      <w:hyperlink r:id="rId17">
+        <w:r>
+          <w:rPr>
+            <w:rStyle w:val="Hyperlink"/>
+          </w:rPr>
+          <w:t xml:space="preserve">FINCEN-2026-0034</w:t>
+        </w:r>
+      </w:hyperlink>
+      <w:r>
+        <w:t xml:space="preserve">; FinCEN-OFAC PPSI sanctions </w:t>
+      </w:r>
+      <w:hyperlink r:id="rId18">
+        <w:r>
+          <w:rPr>
+            <w:rStyle w:val="Hyperlink"/>
+          </w:rPr>
+          <w:t xml:space="preserve">FINCEN-2026-0100</w:t>
+        </w:r>
+      </w:hyperlink>
+      <w:r>
+        <w:t xml:space="preserve">; joint banking AML/CFT </w:t>
+      </w:r>
+      <w:hyperlink r:id="rId19">
+        <w:r>
+          <w:rPr>
+            <w:rStyle w:val="Hyperlink"/>
+          </w:rPr>
+          <w:t xml:space="preserve">91 FR 18304</w:t>
+        </w:r>
+      </w:hyperlink>
+      <w:r>
+        <w:t xml:space="preserve">); </w:t>
+      </w:r>
+      <w:hyperlink r:id="rId20">
+        <w:r>
+          <w:rPr>
+            <w:rStyle w:val="Hyperlink"/>
+          </w:rPr>
+          <w:t xml:space="preserve">Routing the Dollar</w:t>
+        </w:r>
+      </w:hyperlink>
+      <w:r>
+        <w:t xml:space="preserve"> prepared for the Federal Reserve Fifth Conference on the Dollar's International Roles (Jun 2026); </w:t>
+      </w:r>
+      <w:hyperlink r:id="rId10">
+        <w:r>
+          <w:rPr>
+            <w:rStyle w:val="Hyperlink"/>
+          </w:rPr>
+          <w:t xml:space="preserve">Governance Concentration</w:t>
+        </w:r>
+      </w:hyperlink>
+      <w:r>
+        <w:t xml:space="preserve"> published at Frontiers in Blockchain.</w:t>
+      </w:r>
+    </w:p>
+    <w:p>
+      <w:pPr>
+        <w:spacing w:after="36"/>
+        <w:ind w:left="320" w:hanging="160"/>
+      </w:pPr>
+      <w:r>
+        <w:t>• Working dialogue with capital-markets infrastructure operators on stablecoin, deposit-token, tokenized-deposit, and tokenized-equity deployment.</w:t>
       </w:r>
     </w:p>
     <w:p>
@@ -583,6 +414,168 @@
         <w:rPr>
           <w:b/>
         </w:rPr>
+        <w:t>Senior Investment Analyst, Digital Assets</w:t>
+      </w:r>
+      <w:r>
+        <w:t xml:space="preserve"> · Borderless Capital (RIA; first hire)</w:t>
+      </w:r>
+      <w:r>
+        <w:tab/>
+      </w:r>
+      <w:r>
+        <w:rPr>
+          <w:i/>
+        </w:rPr>
+        <w:t>Dec 2019 to Feb 2026</w:t>
+      </w:r>
+    </w:p>
+    <w:p>
+      <w:pPr>
+        <w:spacing w:after="36"/>
+        <w:ind w:left="320" w:hanging="160"/>
+      </w:pPr>
+      <w:r>
+        <w:t xml:space="preserve">• Sourced the </w:t>
+      </w:r>
+      <w:r>
+        <w:rPr>
+          <w:b/>
+        </w:rPr>
+        <w:t>LayerZero seed round</w:t>
+      </w:r>
+      <w:r>
+        <w:t xml:space="preserve"> investment for Borderless, returning ~80x; the underlying cross-chain interoperability thesis preceded the firm's Cross-Chain Ecosystem Fund by two years.</w:t>
+      </w:r>
+    </w:p>
+    <w:p>
+      <w:pPr>
+        <w:spacing w:after="36"/>
+        <w:ind w:left="320" w:hanging="160"/>
+      </w:pPr>
+      <w:r>
+        <w:t>• Identified ~15% misreporting of circulating supply in a top-25 Layer 1 protocol by independently modeling its tokenomics (emission schedule, vesting, burn dynamics); the discrepancy had propagated to CoinMarketCap and CoinGecko, and was corrected after partnering with the protocol's foundation engineers.</w:t>
+      </w:r>
+    </w:p>
+    <w:p>
+      <w:pPr>
+        <w:spacing w:after="36"/>
+        <w:ind w:left="320" w:hanging="160"/>
+      </w:pPr>
+      <w:r>
+        <w:t>• Shipped 250 portfolio investments (~25% deployment rate) across ~10 institutional funds (~$500M AUM) from a 1,000+ deal pre-seed-to-Series-C funnel, with build/partner/hold recommendations to committee.</w:t>
+      </w:r>
+    </w:p>
+    <w:p>
+      <w:pPr>
+        <w:spacing w:after="36"/>
+        <w:ind w:left="320" w:hanging="160"/>
+      </w:pPr>
+      <w:r>
+        <w:t xml:space="preserve">• Predicted Thorchain's </w:t>
+      </w:r>
+      <w:r>
+        <w:rPr>
+          <w:b/>
+        </w:rPr>
+        <w:t>$200M insolvency 13 months in advance</w:t>
+      </w:r>
+      <w:r>
+        <w:t>, leading to a no-exposure posture before the predicted failure mode materialized.</w:t>
+      </w:r>
+    </w:p>
+    <w:p>
+      <w:pPr>
+        <w:spacing w:after="36"/>
+        <w:ind w:left="320" w:hanging="160"/>
+      </w:pPr>
+      <w:r>
+        <w:t>• Built quantitative token-economic models forecasting emissions, fee capture, pricing and subsidy-to-revenue trajectories, and governance concentration under wide scenario ranges; supply-equilibrium and slashing dynamics supporting Layer 1 business-model and mechanism-design advisory.</w:t>
+      </w:r>
+    </w:p>
+    <w:p>
+      <w:pPr>
+        <w:spacing w:after="36"/>
+        <w:ind w:left="320" w:hanging="160"/>
+      </w:pPr>
+      <w:r>
+        <w:t>• Built an automated SEC-filing and press-release monitoring pipeline (n8n + Apify) covering 30+ Digital Asset Treasury Stocks (DATs), tracking coins held, cash, debt, and share counts (float, adjusted, fully diluted) per issuer to compute multiple on NAV (mNAV) apples to apples across the sector; analyzed ~75 DATs in 2025 and invested in 18; AI-assisted diligence workflows reducing subscription-document review from ~4 hours to ~1 hour per deal.</w:t>
+      </w:r>
+    </w:p>
+    <w:p>
+      <w:pPr>
+        <w:spacing w:after="36"/>
+        <w:ind w:left="320" w:hanging="160"/>
+      </w:pPr>
+      <w:r>
+        <w:t>• Mapped jurisdictional tax / regulatory advantages of DAT structures over direct crypto holding: Japan's Metaplanet DAT cuts crypto capital-gains tax from up to 55% to 20% (equity rate, further reducible via Japan's IRA structure).</w:t>
+      </w:r>
+    </w:p>
+    <w:p>
+      <w:pPr>
+        <w:spacing w:after="36"/>
+        <w:ind w:left="320" w:hanging="160"/>
+      </w:pPr>
+      <w:r>
+        <w:t>• Built apples-to-apples multiple on NAV (mNAV) methodology for Digital Asset Treasury Stocks (DATs) and shipped a daily mNAV dashboard sourcing SEC filings and press releases; standardized treatment of non-crypto assets in the numerator across issuers (issuer-reported mNAV figures use inconsistent conventions that undermine cross-DAT comparison).</w:t>
+      </w:r>
+    </w:p>
+    <w:p>
+      <w:pPr>
+        <w:keepNext/>
+        <w:tabs>
+          <w:tab w:val="right" w:pos="10320"/>
+        </w:tabs>
+        <w:spacing w:after="40" w:before="160"/>
+      </w:pPr>
+      <w:r>
+        <w:rPr>
+          <w:b/>
+        </w:rPr>
+        <w:t>Blockchain Research Analyst (Independent)</w:t>
+      </w:r>
+      <w:r>
+        <w:t xml:space="preserve"> · Self-Employed</w:t>
+      </w:r>
+      <w:r>
+        <w:tab/>
+      </w:r>
+      <w:r>
+        <w:rPr>
+          <w:i/>
+        </w:rPr>
+        <w:t>Jul 2016 to Present</w:t>
+      </w:r>
+    </w:p>
+    <w:p>
+      <w:pPr>
+        <w:spacing w:after="36"/>
+        <w:ind w:left="320" w:hanging="160"/>
+      </w:pPr>
+      <w:r>
+        <w:t>• Independent digital-asset research since Jul 2016, three years before joining Borderless Capital: reviewed 250+ protocol whitepapers, diligenced 1,000+ project and token-offering pitches, consulted 150+ projects on protocol design and tokenomics, and invested in 50+ token offerings.</w:t>
+      </w:r>
+    </w:p>
+    <w:p>
+      <w:pPr>
+        <w:spacing w:after="36"/>
+        <w:ind w:left="320" w:hanging="160"/>
+      </w:pPr>
+      <w:r>
+        <w:t>• Hands-on validation across 30+ blockchains under live conditions: liquidity, fees, settlement finality, bridging, governance execution, and custody and security trade-offs. 30+ conferences and bank summits across the U.S., Europe, Asia, and Dubai.</w:t>
+      </w:r>
+    </w:p>
+    <w:p>
+      <w:pPr>
+        <w:keepNext/>
+        <w:tabs>
+          <w:tab w:val="right" w:pos="10320"/>
+        </w:tabs>
+        <w:spacing w:after="40" w:before="160"/>
+      </w:pPr>
+      <w:r>
+        <w:rPr>
+          <w:b/>
+        </w:rPr>
         <w:t>Analyst Intern</w:t>
       </w:r>
       <w:r>
@@ -600,7 +593,6 @@
     </w:p>
     <w:p>
       <w:pPr>
-        <w:keepLines/>
         <w:spacing w:after="36"/>
         <w:ind w:left="320" w:hanging="160"/>
       </w:pPr>
@@ -657,17 +649,38 @@
       <w:r>
         <w:t xml:space="preserve">• </w:t>
       </w:r>
+      <w:hyperlink r:id="rId21">
+        <w:r>
+          <w:rPr>
+            <w:rStyle w:val="Hyperlink"/>
+            <w:b/>
+          </w:rPr>
+          <w:t xml:space="preserve">Three Tokenization Strategies.</w:t>
+        </w:r>
+      </w:hyperlink>
+      <w:r>
+        <w:t xml:space="preserve"> Each of three strategies satisfies different MVEP categories with measurably different strength (Regulated Collateral Circuit, Multi-Issuer Yield Stack, Tokenized Equity Rails); Securitize as cross-strategy concentration risk.</w:t>
+      </w:r>
+    </w:p>
+    <w:p>
+      <w:pPr>
+        <w:spacing w:after="28"/>
+        <w:ind w:left="320" w:hanging="160"/>
+      </w:pPr>
+      <w:r>
+        <w:t xml:space="preserve">• </w:t>
+      </w:r>
       <w:hyperlink r:id="rId22">
         <w:r>
           <w:rPr>
             <w:rStyle w:val="Hyperlink"/>
             <w:b/>
           </w:rPr>
-          <w:t xml:space="preserve">Three Tokenization Strategies.</w:t>
-        </w:r>
-      </w:hyperlink>
-      <w:r>
-        <w:t xml:space="preserve"> Each of three strategies satisfies different MVEP categories with measurably different strength (Regulated Collateral Circuit, Multi-Issuer Yield Stack, Tokenized Equity Rails); Securitize as cross-strategy concentration risk.</w:t>
+          <w:t xml:space="preserve">Seven Dollars.</w:t>
+        </w:r>
+      </w:hyperlink>
+      <w:r>
+        <w:t xml:space="preserve"> Cross-product framework for major dollar-denominated digital products and how dollars move across them; CLII / MVEP decoupling; stress propagation through dependency chains (SVB, Circle pool, Paxos).</w:t>
       </w:r>
     </w:p>
     <w:p>
@@ -684,11 +697,11 @@
             <w:rStyle w:val="Hyperlink"/>
             <w:b/>
           </w:rPr>
-          <w:t xml:space="preserve">Seven Dollars.</w:t>
-        </w:r>
-      </w:hyperlink>
-      <w:r>
-        <w:t xml:space="preserve"> Cross-product framework for major dollar-denominated digital products and how dollars move across them; CLII / MVEP decoupling; stress propagation through dependency chains (SVB, Circle pool, Paxos).</w:t>
+          <w:t xml:space="preserve">Dollar v3.</w:t>
+        </w:r>
+      </w:hyperlink>
+      <w:r>
+        <w:t xml:space="preserve"> Four digital-dollar objects (payment stablecoins, tokenized deposits, deposit tokens, yield wrappers); typology for inheritance of control environments, backstop expectations, and failure modes; load-bearing for institutional scoping of product shape and counterparty topology.</w:t>
       </w:r>
     </w:p>
     <w:p>
@@ -699,17 +712,38 @@
       <w:r>
         <w:t xml:space="preserve">• </w:t>
       </w:r>
+      <w:hyperlink r:id="rId20">
+        <w:r>
+          <w:rPr>
+            <w:rStyle w:val="Hyperlink"/>
+            <w:b/>
+          </w:rPr>
+          <w:t xml:space="preserve">Routing the Dollar.</w:t>
+        </w:r>
+      </w:hyperlink>
+      <w:r>
+        <w:t xml:space="preserve"> Prepared for Federal Reserve / FRBNY Fifth Conference on the Dollar's International Roles (Jun 2026). Gateway concentration; CLII across 19 gateways with Tier 1 a 56% / 44% Coinbase-Circle duopoly; on Ethereum, transfer volume doubled while unique counterparties fell 25% and cross-gateway connections dropped from 5.8% to 2.6%.</w:t>
+      </w:r>
+    </w:p>
+    <w:p>
+      <w:pPr>
+        <w:spacing w:after="28"/>
+        <w:ind w:left="320" w:hanging="160"/>
+      </w:pPr>
+      <w:r>
+        <w:t xml:space="preserve">• </w:t>
+      </w:r>
       <w:hyperlink r:id="rId24">
         <w:r>
           <w:rPr>
             <w:rStyle w:val="Hyperlink"/>
             <w:b/>
           </w:rPr>
-          <w:t xml:space="preserve">Dollar v3.</w:t>
-        </w:r>
-      </w:hyperlink>
-      <w:r>
-        <w:t xml:space="preserve"> Four digital-dollar objects (payment stablecoins, tokenized deposits, deposit tokens, yield wrappers); typology for inheritance of control environments, backstop expectations, and failure modes; load-bearing for institutional scoping of product shape and counterparty topology.</w:t>
+          <w:t xml:space="preserve">Who Controls Agentic Payments?</w:t>
+        </w:r>
+      </w:hyperlink>
+      <w:r>
+        <w:t xml:space="preserve"> First control-layer measurement of agentic payments (x402). May 2026 facilitator concentration: Base HHI 6,009 by count and 4,040 by dollar volume; Solana 4,203 and 4,915, all above the 2,500 highly-concentrated threshold at under 14 months of market age.</w:t>
       </w:r>
     </w:p>
     <w:p>
@@ -720,17 +754,17 @@
       <w:r>
         <w:t xml:space="preserve">• </w:t>
       </w:r>
-      <w:hyperlink r:id="rId20">
+      <w:hyperlink r:id="rId25">
         <w:r>
           <w:rPr>
             <w:rStyle w:val="Hyperlink"/>
             <w:b/>
           </w:rPr>
-          <w:t xml:space="preserve">Routing the Dollar.</w:t>
-        </w:r>
-      </w:hyperlink>
-      <w:r>
-        <w:t xml:space="preserve"> Prepared for Federal Reserve / FRBNY Fifth Conference on the Dollar's International Roles (Jun 2026). Gateway concentration; CLII across 19 gateways with Tier 1 a 56% / 44% Coinbase-Circle duopoly; on Ethereum, transfer volume doubled while unique counterparties fell 25% and cross-gateway connections dropped from 5.8% to 2.6%.</w:t>
+          <w:t xml:space="preserve">FSB AI Sound Practices response.</w:t>
+        </w:r>
+      </w:hyperlink>
+      <w:r>
+        <w:t xml:space="preserve"> Filed 2026-07-01; the program's first international standard-setter filing. Three practice additions (composition-chain documentation, execution-authority evidence, dependency-concentration monitoring) plus the invited nonbank case study on settlement facilitators.</w:t>
       </w:r>
     </w:p>
     <w:p>
@@ -741,17 +775,17 @@
       <w:r>
         <w:t xml:space="preserve">• </w:t>
       </w:r>
-      <w:hyperlink r:id="rId25">
+      <w:hyperlink r:id="rId8">
         <w:r>
           <w:rPr>
             <w:rStyle w:val="Hyperlink"/>
             <w:b/>
           </w:rPr>
-          <w:t xml:space="preserve">Who Controls Agentic Payments?</w:t>
-        </w:r>
-      </w:hyperlink>
-      <w:r>
-        <w:t xml:space="preserve"> First control-layer measurement of agentic payments (x402). May 2026 facilitator concentration: Base HHI 6,009 by count and 4,040 by dollar volume; Solana 4,203 and 4,915, all above the 2,500 highly-concentrated threshold at under 14 months of market age.</w:t>
+          <w:t xml:space="preserve">Adaptive Tokenomics.</w:t>
+        </w:r>
+      </w:hyperlink>
+      <w:r>
+        <w:t xml:space="preserve"> Industrial control engineering (PID, Proportional-Integral-Derivative) applied to token-supply emission as programmable monetary-policy mechanism; 806-run agent-based simulation battery; PID emission control cuts worst-case node-count variance from CV (coefficient of variation) 0.544 (static emission) to 0.087 (PID), functioning as downside insurance under competitor-shock attack.</w:t>
       </w:r>
     </w:p>
     <w:p>
@@ -762,91 +796,49 @@
       <w:r>
         <w:t xml:space="preserve">• </w:t>
       </w:r>
+      <w:hyperlink r:id="rId11">
+        <w:r>
+          <w:rPr>
+            <w:rStyle w:val="Hyperlink"/>
+            <w:b/>
+          </w:rPr>
+          <w:t xml:space="preserve">Operational Risk in Token Economies.</w:t>
+        </w:r>
+      </w:hyperlink>
+      <w:r>
+        <w:t xml:space="preserve"> Operational-risk taxonomy (74 risk vectors, 64 testable controls, 31 program objectives) mapped to a 624-scenario battery; Lido V3 staking-vault case study.</w:t>
+      </w:r>
+    </w:p>
+    <w:p>
+      <w:pPr>
+        <w:spacing w:after="28"/>
+        <w:ind w:left="320" w:hanging="160"/>
+      </w:pPr>
+      <w:r>
+        <w:t xml:space="preserve">• </w:t>
+      </w:r>
+      <w:hyperlink r:id="rId10">
+        <w:r>
+          <w:rPr>
+            <w:rStyle w:val="Hyperlink"/>
+            <w:b/>
+          </w:rPr>
+          <w:t xml:space="preserve">Auditing Governance Concentration Beyond Token Allocation.</w:t>
+        </w:r>
+      </w:hyperlink>
+      <w:r>
+        <w:t xml:space="preserve"> Published at Frontiers in Blockchain (2026). Live-governance audit of 52 token protocols: launch allocation does not predict governance concentration; DePIN governance is more concentrated than DeFi after correction (Cohen's d = 0.65, a directionally robust medium effect).</w:t>
+      </w:r>
+    </w:p>
+    <w:p>
+      <w:pPr>
+        <w:spacing w:after="28"/>
+        <w:ind w:left="320" w:hanging="160"/>
+      </w:pPr>
+      <w:r>
+        <w:t xml:space="preserve">• </w:t>
+      </w:r>
       <w:hyperlink r:id="rId26">
-        <w:r>
-          <w:rPr>
-            <w:rStyle w:val="Hyperlink"/>
-            <w:b/>
-          </w:rPr>
-          <w:t xml:space="preserve">FSB AI Sound Practices response.</w:t>
-        </w:r>
-      </w:hyperlink>
-      <w:r>
-        <w:t xml:space="preserve"> Filed 2026-07-01; the program's first international standard-setter filing. Three practice additions (composition-chain documentation, execution-authority evidence, dependency-concentration monitoring) plus the invited nonbank case study on settlement facilitators.</w:t>
-      </w:r>
-    </w:p>
-    <w:p>
-      <w:pPr>
-        <w:spacing w:after="28"/>
-        <w:ind w:left="320" w:hanging="160"/>
-      </w:pPr>
-      <w:r>
-        <w:t xml:space="preserve">• </w:t>
-      </w:r>
-      <w:hyperlink r:id="rId8">
-        <w:r>
-          <w:rPr>
-            <w:rStyle w:val="Hyperlink"/>
-            <w:b/>
-          </w:rPr>
-          <w:t xml:space="preserve">Adaptive Tokenomics.</w:t>
-        </w:r>
-      </w:hyperlink>
-      <w:r>
-        <w:t xml:space="preserve"> Industrial control engineering (PID, Proportional-Integral-Derivative) applied to token-supply emission as programmable monetary-policy mechanism; 806-run agent-based simulation battery; PID emission control cuts worst-case node-count variance from CV (coefficient of variation) 0.544 (static emission) to 0.087 (PID), functioning as downside insurance under competitor-shock attack.</w:t>
-      </w:r>
-    </w:p>
-    <w:p>
-      <w:pPr>
-        <w:spacing w:after="28"/>
-        <w:ind w:left="320" w:hanging="160"/>
-      </w:pPr>
-      <w:r>
-        <w:t xml:space="preserve">• </w:t>
-      </w:r>
-      <w:hyperlink r:id="rId11">
-        <w:r>
-          <w:rPr>
-            <w:rStyle w:val="Hyperlink"/>
-            <w:b/>
-          </w:rPr>
-          <w:t xml:space="preserve">Operational Risk in Token Economies.</w:t>
-        </w:r>
-      </w:hyperlink>
-      <w:r>
-        <w:t xml:space="preserve"> Operational-risk taxonomy (74 risk vectors, 64 testable controls, 31 program objectives) mapped to a 624-scenario battery; Lido V3 staking-vault case study.</w:t>
-      </w:r>
-    </w:p>
-    <w:p>
-      <w:pPr>
-        <w:spacing w:after="28"/>
-        <w:ind w:left="320" w:hanging="160"/>
-      </w:pPr>
-      <w:r>
-        <w:t xml:space="preserve">• </w:t>
-      </w:r>
-      <w:hyperlink r:id="rId10">
-        <w:r>
-          <w:rPr>
-            <w:rStyle w:val="Hyperlink"/>
-            <w:b/>
-          </w:rPr>
-          <w:t xml:space="preserve">Auditing Governance Concentration Beyond Token Allocation.</w:t>
-        </w:r>
-      </w:hyperlink>
-      <w:r>
-        <w:t xml:space="preserve"> Published at Frontiers in Blockchain (2026). Live-governance audit of 52 token protocols: launch allocation does not predict governance concentration; DePIN governance is more concentrated than DeFi after correction (Cohen's d = 0.65, a directionally robust medium effect).</w:t>
-      </w:r>
-    </w:p>
-    <w:p>
-      <w:pPr>
-        <w:spacing w:after="28"/>
-        <w:ind w:left="320" w:hanging="160"/>
-      </w:pPr>
-      <w:r>
-        <w:t xml:space="preserve">• </w:t>
-      </w:r>
-      <w:hyperlink r:id="rId27">
         <w:r>
           <w:rPr>
             <w:rStyle w:val="Hyperlink"/>
@@ -917,7 +909,7 @@
         <w:t>Stack:</w:t>
       </w:r>
       <w:r>
-        <w:t xml:space="preserve"> Python (pandas, statsmodels, scipy, matplotlib), R (fixest, did, synthdid), SQL (DuneSQL, Trino), JavaScript / TypeScript; 22 MCP and API connections wrapping the data sources above plus GitHub; Claude.ai + Claude Code + Cursor with 36-skill library and 17-file living-knowledge architecture; n8n, Apify, Git / GitHub</w:t>
+        <w:t xml:space="preserve"> Python (pandas, statsmodels, scipy, matplotlib), R (fixest, did, synthdid), SQL (DuneSQL, Trino), JavaScript / TypeScript; 22 MCP and API connections wrapping the data sources above plus GitHub; Claude.ai + Claude Code + Cursor with 73-skill library and 33-file canonical-state architecture; n8n, Apify, Git / GitHub</w:t>
       </w:r>
     </w:p>
     <w:p>
@@ -965,7 +957,7 @@
       <w:r>
         <w:t xml:space="preserve">• </w:t>
       </w:r>
-      <w:hyperlink r:id="rId21">
+      <w:hyperlink r:id="rId27">
         <w:r>
           <w:rPr>
             <w:rStyle w:val="Hyperlink"/>

--- a/resumes/Zukowski_Resume_Asset_Management.docx
+++ b/resumes/Zukowski_Resume_Asset_Management.docx
@@ -112,7 +112,7 @@
           <w:i w:val="0"/>
           <w:sz w:val="17"/>
         </w:rPr>
-        <w:t>· Digital assets since 2016 (10 years) · ~$500M AUM · 250 investments (~25% deployment rate) · ~75 DATs analyzed, 18 invested · LayerZero seed (~80x) · 8 SSRN papers · 16 federal comment letters</w:t>
+        <w:t>· Digital assets since 2016 (10 years) · ~$500M AUM · 250 investments (~25% deployment rate) · ~75 DATs analyzed, 18 invested · LayerZero seed (~80x) · 8 SSRN papers · 18 federal comment letters</w:t>
         <w:br/>
         <w:t>· 30 USPTO patent applications across 20 families (Canonical⁠-⁠State Architecture for multi⁠-⁠agent AI research)</w:t>
       </w:r>
@@ -280,7 +280,7 @@
         <w:ind w:left="320" w:hanging="160"/>
       </w:pPr>
       <w:r>
-        <w:t xml:space="preserve">• Contributed sixteen comment letters across a federal regulatory program (OCC bank stablecoin engagement </w:t>
+        <w:t xml:space="preserve">• Contributed eighteen comment letters across a federal regulatory program (OCC bank stablecoin engagement </w:t>
       </w:r>
       <w:hyperlink r:id="rId12">
         <w:r>
@@ -490,6 +490,24 @@
       </w:pPr>
       <w:r>
         <w:t>• Built quantitative token-economic models forecasting emissions, fee capture, pricing and subsidy-to-revenue trajectories, and governance concentration under wide scenario ranges; supply-equilibrium and slashing dynamics supporting Layer 1 business-model and mechanism-design advisory.</w:t>
+      </w:r>
+    </w:p>
+    <w:p>
+      <w:pPr>
+        <w:spacing w:after="36"/>
+        <w:ind w:left="320" w:hanging="160"/>
+      </w:pPr>
+      <w:r>
+        <w:t xml:space="preserve">• Worked on the </w:t>
+      </w:r>
+      <w:r>
+        <w:rPr>
+          <w:b/>
+        </w:rPr>
+        <w:t>Cross-Chain Ecosystem Fund</w:t>
+      </w:r>
+      <w:r>
+        <w:t>, which partnered with, invested in, and took investment from 15 of the top 25 Layer 1 chains, ecosystems that were simultaneously LPs, co-investors, and portfolio; supplied them access to teams building cross-chain composability infrastructure no single ecosystem could source alone.</w:t>
       </w:r>
     </w:p>
     <w:p>

--- a/resumes/Zukowski_Resume_Asset_Management.docx
+++ b/resumes/Zukowski_Resume_Asset_Management.docx
@@ -927,7 +927,7 @@
         <w:t>Stack:</w:t>
       </w:r>
       <w:r>
-        <w:t xml:space="preserve"> Python (pandas, statsmodels, scipy, matplotlib), R (fixest, did, synthdid), SQL (DuneSQL, Trino), JavaScript / TypeScript; 22 MCP and API connections wrapping the data sources above plus GitHub; Claude.ai + Claude Code + Cursor with 73-skill library and 33-file canonical-state architecture; n8n, Apify, Git / GitHub</w:t>
+        <w:t xml:space="preserve"> Python (pandas, statsmodels, scipy, matplotlib), R (fixest, did, synthdid), SQL (DuneSQL, Trino), JavaScript / TypeScript; 22 MCP and API connections wrapping the data sources above plus GitHub; Claude.ai + Claude Code + Cursor with 74-skill library and 33-file canonical-state architecture; n8n, Apify, Git / GitHub</w:t>
       </w:r>
     </w:p>
     <w:p>
